--- a/Paper Reconstruction Results.docx
+++ b/Paper Reconstruction Results.docx
@@ -1,6 +1,6 @@
 
 <file path=word/document.xml><?xml version="1.0" encoding="utf-8"?>
-<w:document xmlns:wpc="http://schemas.microsoft.com/office/word/2010/wordprocessingCanvas" xmlns:cx="http://schemas.microsoft.com/office/drawing/2014/chartex" xmlns:cx1="http://schemas.microsoft.com/office/drawing/2015/9/8/chartex" xmlns:cx2="http://schemas.microsoft.com/office/drawing/2015/10/21/chartex" xmlns:cx3="http://schemas.microsoft.com/office/drawing/2016/5/9/chartex" xmlns:cx4="http://schemas.microsoft.com/office/drawing/2016/5/10/chartex" xmlns:cx5="http://schemas.microsoft.com/office/drawing/2016/5/11/chartex" xmlns:cx6="http://schemas.microsoft.com/office/drawing/2016/5/12/chartex" xmlns:cx7="http://schemas.microsoft.com/office/drawing/2016/5/13/chartex" xmlns:cx8="http://schemas.microsoft.com/office/drawing/2016/5/14/chartex" xmlns:mc="http://schemas.openxmlformats.org/markup-compatibility/2006" xmlns:aink="http://schemas.microsoft.com/office/drawing/2016/ink" xmlns:am3d="http://schemas.microsoft.com/office/drawing/2017/model3d" xmlns:o="urn:schemas-microsoft-com:office:office" xmlns:oel="http://schemas.microsoft.com/office/2019/extlst" xmlns:r="http://schemas.openxmlformats.org/officeDocument/2006/relationships" xmlns:m="http://schemas.openxmlformats.org/officeDocument/2006/math" xmlns:v="urn:schemas-microsoft-com:vml" xmlns:wp14="http://schemas.microsoft.com/office/word/2010/wordprocessingDrawing" xmlns:wp="http://schemas.openxmlformats.org/drawingml/2006/wordprocessingDrawing" xmlns:w10="urn:schemas-microsoft-com:office:word" xmlns:w="http://schemas.openxmlformats.org/wordprocessingml/2006/main" xmlns:w14="http://schemas.microsoft.com/office/word/2010/wordml" xmlns:w15="http://schemas.microsoft.com/office/word/2012/wordml" xmlns:w16cex="http://schemas.microsoft.com/office/word/2018/wordml/cex" xmlns:w16cid="http://schemas.microsoft.com/office/word/2016/wordml/cid" xmlns:w16="http://schemas.microsoft.com/office/word/2018/wordml" xmlns:w16du="http://schemas.microsoft.com/office/word/2023/wordml/word16du" xmlns:w16sdtdh="http://schemas.microsoft.com/office/word/2020/wordml/sdtdatahash" xmlns:w16sdtfl="http://schemas.microsoft.com/office/word/2024/wordml/sdtformatlock" xmlns:w16se="http://schemas.microsoft.com/office/word/2015/wordml/symex" xmlns:wpg="http://schemas.microsoft.com/office/word/2010/wordprocessingGroup" xmlns:wpi="http://schemas.microsoft.com/office/word/2010/wordprocessingInk" xmlns:wne="http://schemas.microsoft.com/office/word/2006/wordml" xmlns:wps="http://schemas.microsoft.com/office/word/2010/wordprocessingShape" mc:Ignorable="w14 w15 w16se w16cid w16 w16cex w16sdtdh w16sdtfl w16du wp14">
+<w:document xmlns:wpc="http://schemas.microsoft.com/office/word/2010/wordprocessingCanvas" xmlns:cx="http://schemas.microsoft.com/office/drawing/2014/chartex" xmlns:cx1="http://schemas.microsoft.com/office/drawing/2015/9/8/chartex" xmlns:cx2="http://schemas.microsoft.com/office/drawing/2015/10/21/chartex" xmlns:cx3="http://schemas.microsoft.com/office/drawing/2016/5/9/chartex" xmlns:cx4="http://schemas.microsoft.com/office/drawing/2016/5/10/chartex" xmlns:cx5="http://schemas.microsoft.com/office/drawing/2016/5/11/chartex" xmlns:cx6="http://schemas.microsoft.com/office/drawing/2016/5/12/chartex" xmlns:cx7="http://schemas.microsoft.com/office/drawing/2016/5/13/chartex" xmlns:cx8="http://schemas.microsoft.com/office/drawing/2016/5/14/chartex" xmlns:mc="http://schemas.openxmlformats.org/markup-compatibility/2006" xmlns:m="http://schemas.openxmlformats.org/officeDocument/2006/math" xmlns:aink="http://schemas.microsoft.com/office/drawing/2016/ink" xmlns:am3d="http://schemas.microsoft.com/office/drawing/2017/model3d" xmlns:oel="http://schemas.microsoft.com/office/2019/extlst" xmlns:r="http://schemas.openxmlformats.org/officeDocument/2006/relationships" xmlns:wp14="http://schemas.microsoft.com/office/word/2010/wordprocessingDrawing" xmlns:wp="http://schemas.openxmlformats.org/drawingml/2006/wordprocessingDrawing" xmlns:wpg="http://schemas.microsoft.com/office/word/2010/wordprocessingGroup" xmlns:wpi="http://schemas.microsoft.com/office/word/2010/wordprocessingInk" xmlns:wps="http://schemas.microsoft.com/office/word/2010/wordprocessingShape" xmlns:o="urn:schemas-microsoft-com:office:office" xmlns:v="urn:schemas-microsoft-com:vml" xmlns:w10="urn:schemas-microsoft-com:office:word" xmlns:w="http://schemas.openxmlformats.org/wordprocessingml/2006/main" xmlns:w14="http://schemas.microsoft.com/office/word/2010/wordml" xmlns:w15="http://schemas.microsoft.com/office/word/2012/wordml" xmlns:w16cex="http://schemas.microsoft.com/office/word/2018/wordml/cex" xmlns:w16cid="http://schemas.microsoft.com/office/word/2016/wordml/cid" xmlns:w16="http://schemas.microsoft.com/office/word/2018/wordml" xmlns:w16sdtdh="http://schemas.microsoft.com/office/word/2020/wordml/sdtdatahash" xmlns:w16sdtfl="http://schemas.microsoft.com/office/word/2024/wordml/sdtformatlock" xmlns:w16se="http://schemas.microsoft.com/office/word/2015/wordml/symex" xmlns:w16du="http://schemas.microsoft.com/office/word/2023/wordml/word16du" xmlns:wne="http://schemas.microsoft.com/office/word/2006/wordml" mc:Ignorable="w14 w15 w16se w16cid w16 w16cex w16sdtdh w16sdtfl w16du wp14">
   <w:body>
     <w:p>
       <w:pPr>
@@ -2632,6 +2632,3300 @@
     <w:p/>
     <w:p/>
     <w:p/>
+    <w:p/>
+    <w:p>
+      <w:pPr>
+        <w:pStyle w:val="berschrift1"/>
+      </w:pPr>
+      <w:r>
+        <w:t>IMAGENET</w:t>
+      </w:r>
+    </w:p>
+    <w:p/>
+    <w:p>
+      <w:r>
+        <w:t>Colorization – PMRF</w:t>
+      </w:r>
+    </w:p>
+    <w:p>
+      <w:pPr>
+        <w:rPr>
+          <w:rFonts w:ascii="Courier New" w:hAnsi="Courier New" w:cs="Courier New"/>
+          <w:color w:val="E3E3E3"/>
+          <w:sz w:val="21"/>
+          <w:szCs w:val="21"/>
+          <w:shd w:val="clear" w:color="auto" w:fill="383838"/>
+        </w:rPr>
+      </w:pPr>
+      <w:r>
+        <w:rPr>
+          <w:rFonts w:ascii="Courier New" w:hAnsi="Courier New" w:cs="Courier New"/>
+          <w:color w:val="E3E3E3"/>
+          <w:sz w:val="21"/>
+          <w:szCs w:val="21"/>
+          <w:shd w:val="clear" w:color="auto" w:fill="383838"/>
+        </w:rPr>
+        <w:t>{'mse': 1008.8530883789062, 'psnr': 18.78781509399414, 'ssim': 0.5273441076278687, 'lpips': 0.5264472961425781, 'inception_score_mean': 106.80427528734108, 'inception_score_std': 5.417749583350235, 'frechet_inception_distance': 78.61735531691363, 'kernel_inception_distance_mean': 0.07065466965965965, 'kernel_inception_distance_std': 0.0026068482842792075, 'precision': 0.6661999821662903, 'recall': 0.14180000126361847, 'f_score': 0.23382960457992946}</w:t>
+      </w:r>
+    </w:p>
+    <w:p>
+      <w:pPr>
+        <w:rPr>
+          <w:rFonts w:ascii="Courier New" w:hAnsi="Courier New" w:cs="Courier New"/>
+          <w:color w:val="E3E3E3"/>
+          <w:sz w:val="21"/>
+          <w:szCs w:val="21"/>
+          <w:shd w:val="clear" w:color="auto" w:fill="383838"/>
+        </w:rPr>
+      </w:pPr>
+    </w:p>
+    <w:p>
+      <w:pPr>
+        <w:rPr>
+          <w:rFonts w:ascii="Courier New" w:hAnsi="Courier New" w:cs="Courier New"/>
+          <w:color w:val="E3E3E3"/>
+          <w:sz w:val="21"/>
+          <w:szCs w:val="21"/>
+          <w:shd w:val="clear" w:color="auto" w:fill="383838"/>
+        </w:rPr>
+      </w:pPr>
+    </w:p>
+    <w:p>
+      <w:r>
+        <w:t>Colorization – MMSE</w:t>
+      </w:r>
+    </w:p>
+    <w:p>
+      <w:pPr>
+        <w:rPr>
+          <w:rFonts w:ascii="Courier New" w:hAnsi="Courier New" w:cs="Courier New"/>
+          <w:color w:val="E3E3E3"/>
+          <w:sz w:val="21"/>
+          <w:szCs w:val="21"/>
+          <w:shd w:val="clear" w:color="auto" w:fill="383838"/>
+        </w:rPr>
+      </w:pPr>
+      <w:r>
+        <w:rPr>
+          <w:rFonts w:ascii="Courier New" w:hAnsi="Courier New" w:cs="Courier New"/>
+          <w:color w:val="E3E3E3"/>
+          <w:sz w:val="21"/>
+          <w:szCs w:val="21"/>
+          <w:shd w:val="clear" w:color="auto" w:fill="383838"/>
+        </w:rPr>
+        <w:t>{'mse': 772.4021606445312, 'psnr': 20.139312744140625, 'ssim': 0.6087104082107544, 'lpips': 0.5225673317909241, 'inception_score_mean': 106.80427528734108, 'inception_score_std': 5.417749583350235, 'frechet_inception_distance': 111.91009074718284, 'kernel_inception_distance_mean': 0.09401888696446449, 'kernel_inception_distance_std': 0.002675939841482608, 'precision': 0.6114000082015991, 'recall': 0.01640000008046627, 'f_score': 0.03194316677739919}</w:t>
+      </w:r>
+    </w:p>
+    <w:p>
+      <w:pPr>
+        <w:rPr>
+          <w:rFonts w:ascii="Courier New" w:hAnsi="Courier New" w:cs="Courier New"/>
+          <w:color w:val="E3E3E3"/>
+          <w:sz w:val="21"/>
+          <w:szCs w:val="21"/>
+          <w:shd w:val="clear" w:color="auto" w:fill="383838"/>
+        </w:rPr>
+      </w:pPr>
+    </w:p>
+    <w:p>
+      <w:r>
+        <w:t>Colorization – Naive Flow</w:t>
+      </w:r>
+    </w:p>
+    <w:p>
+      <w:pPr>
+        <w:rPr>
+          <w:rFonts w:ascii="Courier New" w:hAnsi="Courier New" w:cs="Courier New"/>
+          <w:color w:val="E3E3E3"/>
+          <w:sz w:val="21"/>
+          <w:szCs w:val="21"/>
+          <w:shd w:val="clear" w:color="auto" w:fill="383838"/>
+        </w:rPr>
+      </w:pPr>
+      <w:r>
+        <w:rPr>
+          <w:rFonts w:ascii="Courier New" w:hAnsi="Courier New" w:cs="Courier New"/>
+          <w:color w:val="E3E3E3"/>
+          <w:sz w:val="21"/>
+          <w:szCs w:val="21"/>
+          <w:shd w:val="clear" w:color="auto" w:fill="383838"/>
+        </w:rPr>
+        <w:t>{'mse': 1017.9126586914062, 'psnr': 19.00617218017578, 'ssim': 0.5981913805007935, 'lpips': 0.49300476908683777, 'inception_score_mean': 106.80427528734108, 'inception_score_std': 5.417749583350235, 'frechet_inception_distance': 65.78649720548964, 'kernel_inception_distance_mean': 0.05759164479729728, 'kernel_inception_distance_std': 0.0026381717902844897, 'precision': 0.7056000232696533, 'recall': 0.2752000093460083, 'f_score': 0.395964776796545}</w:t>
+      </w:r>
+    </w:p>
+    <w:p>
+      <w:pPr>
+        <w:rPr>
+          <w:rFonts w:ascii="Courier New" w:hAnsi="Courier New" w:cs="Courier New"/>
+          <w:color w:val="E3E3E3"/>
+          <w:sz w:val="21"/>
+          <w:szCs w:val="21"/>
+          <w:shd w:val="clear" w:color="auto" w:fill="383838"/>
+        </w:rPr>
+      </w:pPr>
+    </w:p>
+    <w:p>
+      <w:r>
+        <w:t xml:space="preserve">Colorization – </w:t>
+      </w:r>
+      <w:r>
+        <w:t>Posterior conditioned on Y</w:t>
+      </w:r>
+    </w:p>
+    <w:p>
+      <w:r>
+        <w:rPr>
+          <w:rFonts w:ascii="Courier New" w:hAnsi="Courier New" w:cs="Courier New"/>
+          <w:color w:val="E3E3E3"/>
+          <w:sz w:val="21"/>
+          <w:szCs w:val="21"/>
+          <w:shd w:val="clear" w:color="auto" w:fill="383838"/>
+        </w:rPr>
+        <w:t>{'mse': 1207.99560546875, 'psnr': 18.067672729492188, 'ssim': 0.5237149000167847, 'lpips': 0.5372549891471863, 'inception_score_mean': 106.80427528734108, 'inception_score_std': 5.417749583350235, 'frechet_inception_distance': 73.86365740939175, 'kernel_inception_distance_mean': 0.06763296812312311, 'kernel_inception_distance_std': 0.0028156214569275825, 'precision': 0.6710000038146973, 'recall': 0.21359999477863312, 'f_score': 0.3240461169776058}</w:t>
+      </w:r>
+    </w:p>
+    <w:p/>
+    <w:p>
+      <w:r>
+        <w:t xml:space="preserve">Colorization – </w:t>
+      </w:r>
+      <w:r>
+        <w:t>Posterior conditioned on MMSE</w:t>
+      </w:r>
+    </w:p>
+    <w:p>
+      <w:r>
+        <w:rPr>
+          <w:rFonts w:ascii="Courier New" w:hAnsi="Courier New" w:cs="Courier New"/>
+          <w:color w:val="E3E3E3"/>
+          <w:sz w:val="21"/>
+          <w:szCs w:val="21"/>
+          <w:shd w:val="clear" w:color="auto" w:fill="383838"/>
+        </w:rPr>
+        <w:t>{'mse': 1097.20751953125, 'psnr': 18.388179779052734, 'ssim': 0.506588339805603, 'lpips': 0.5318886637687683, 'inception_score_mean': 106.80427528734108, 'inception_score_std': 5.417749583350235, 'frechet_inception_distance': 73.61503446839362, 'kernel_inception_distance_mean': 0.0679178532007007, 'kernel_inception_distance_std': 0.002722600465728037, 'precision': 0.6546000242233276, 'recall': 0.1899999976158142, 'f_score': 0.29451574668661756}</w:t>
+      </w:r>
+    </w:p>
+    <w:p>
+      <w:pPr>
+        <w:rPr>
+          <w:rFonts w:ascii="Courier New" w:hAnsi="Courier New" w:cs="Courier New"/>
+          <w:color w:val="E3E3E3"/>
+          <w:sz w:val="21"/>
+          <w:szCs w:val="21"/>
+          <w:shd w:val="clear" w:color="auto" w:fill="383838"/>
+        </w:rPr>
+      </w:pPr>
+    </w:p>
+    <w:p>
+      <w:pPr>
+        <w:rPr>
+          <w:rFonts w:ascii="Courier New" w:hAnsi="Courier New" w:cs="Courier New"/>
+          <w:color w:val="E3E3E3"/>
+          <w:sz w:val="21"/>
+          <w:szCs w:val="21"/>
+          <w:shd w:val="clear" w:color="auto" w:fill="383838"/>
+        </w:rPr>
+      </w:pPr>
+    </w:p>
+    <w:p>
+      <w:r>
+        <w:lastRenderedPageBreak/>
+        <w:t>Gaussian Noise – PMRF</w:t>
+      </w:r>
+    </w:p>
+    <w:p>
+      <w:pPr>
+        <w:rPr>
+          <w:rFonts w:ascii="Courier New" w:hAnsi="Courier New" w:cs="Courier New"/>
+          <w:color w:val="E3E3E3"/>
+          <w:sz w:val="21"/>
+          <w:szCs w:val="21"/>
+          <w:shd w:val="clear" w:color="auto" w:fill="383838"/>
+        </w:rPr>
+      </w:pPr>
+      <w:r>
+        <w:rPr>
+          <w:rFonts w:ascii="Courier New" w:hAnsi="Courier New" w:cs="Courier New"/>
+          <w:color w:val="E3E3E3"/>
+          <w:sz w:val="21"/>
+          <w:szCs w:val="21"/>
+          <w:shd w:val="clear" w:color="auto" w:fill="383838"/>
+        </w:rPr>
+        <w:t>{'mse': 392.4447021484375, 'psnr': 22.77446746826172, 'ssim': 0.6122480630874634, 'lpips': 0.34237536787986755, 'inception_score_mean': 106.80427528734108, 'inception_score_std': 5.417749583350235, 'frechet_inception_distance': 38.76806320121398, 'kernel_inception_distance_mean': 0.02784219386136136, 'kernel_inception_distance_std': 0.0018140439231362586, 'precision': 0.8920000195503235, 'recall': 0.6776000261306763, 'f_score': 0.7701570068362538}</w:t>
+      </w:r>
+    </w:p>
+    <w:p>
+      <w:pPr>
+        <w:rPr>
+          <w:rFonts w:ascii="Courier New" w:hAnsi="Courier New" w:cs="Courier New"/>
+          <w:color w:val="E3E3E3"/>
+          <w:sz w:val="21"/>
+          <w:szCs w:val="21"/>
+          <w:shd w:val="clear" w:color="auto" w:fill="383838"/>
+        </w:rPr>
+      </w:pPr>
+    </w:p>
+    <w:p>
+      <w:r>
+        <w:t>Gaussian Noise – MMSE</w:t>
+      </w:r>
+    </w:p>
+    <w:p>
+      <w:pPr>
+        <w:rPr>
+          <w:rFonts w:ascii="Courier New" w:hAnsi="Courier New" w:cs="Courier New"/>
+          <w:color w:val="E3E3E3"/>
+          <w:sz w:val="21"/>
+          <w:szCs w:val="21"/>
+          <w:shd w:val="clear" w:color="auto" w:fill="383838"/>
+        </w:rPr>
+      </w:pPr>
+      <w:r>
+        <w:rPr>
+          <w:rFonts w:ascii="Courier New" w:hAnsi="Courier New" w:cs="Courier New"/>
+          <w:color w:val="E3E3E3"/>
+          <w:sz w:val="21"/>
+          <w:szCs w:val="21"/>
+          <w:shd w:val="clear" w:color="auto" w:fill="383838"/>
+        </w:rPr>
+        <w:t>{'mse': 280.314208984375, 'psnr': 24.221797943115234, 'ssim': 0.6957046985626221, 'lpips': 0.33823132514953613, 'inception_score_mean': 106.80427528734108, 'inception_score_std': 5.417749583350235, 'frechet_inception_distance': 48.17604770187512, 'kernel_inception_distance_mean': 0.03509430169919919, 'kernel_inception_distance_std': 0.0017638057079315218, 'precision': 0.8187999725341797, 'recall': 0.45080000162124634, 'f_score': 0.5814666610897349}</w:t>
+      </w:r>
+    </w:p>
+    <w:p>
+      <w:pPr>
+        <w:rPr>
+          <w:rFonts w:ascii="Courier New" w:hAnsi="Courier New" w:cs="Courier New"/>
+          <w:color w:val="E3E3E3"/>
+          <w:sz w:val="21"/>
+          <w:szCs w:val="21"/>
+          <w:shd w:val="clear" w:color="auto" w:fill="383838"/>
+        </w:rPr>
+      </w:pPr>
+    </w:p>
+    <w:p>
+      <w:r>
+        <w:t>Gaussian Noise – Naive Flow</w:t>
+      </w:r>
+    </w:p>
+    <w:p>
+      <w:pPr>
+        <w:rPr>
+          <w:rFonts w:ascii="Courier New" w:hAnsi="Courier New" w:cs="Courier New"/>
+          <w:color w:val="E3E3E3"/>
+          <w:sz w:val="21"/>
+          <w:szCs w:val="21"/>
+          <w:shd w:val="clear" w:color="auto" w:fill="383838"/>
+        </w:rPr>
+      </w:pPr>
+      <w:r>
+        <w:rPr>
+          <w:rFonts w:ascii="Courier New" w:hAnsi="Courier New" w:cs="Courier New"/>
+          <w:color w:val="E3E3E3"/>
+          <w:sz w:val="21"/>
+          <w:szCs w:val="21"/>
+          <w:shd w:val="clear" w:color="auto" w:fill="383838"/>
+        </w:rPr>
+        <w:t>{'mse': 350.0147705078125, 'psnr': 23.24199867248535, 'ssim': 0.6545210480690002, 'lpips': 0.326395720243454, 'inception_score_mean': 106.80427528734108, 'inception_score_std': 5.417749583350235, 'frechet_inception_distance': 37.443885533315154, 'kernel_inception_distance_mean': 0.026042309271771754, 'kernel_inception_distance_std': 0.0016230928583553016, 'precision': 0.9082000255584717, 'recall': 0.7017999887466431, 'f_score': 0.7917698907496358}</w:t>
+      </w:r>
+    </w:p>
+    <w:p>
+      <w:pPr>
+        <w:rPr>
+          <w:rFonts w:ascii="Courier New" w:hAnsi="Courier New" w:cs="Courier New"/>
+          <w:color w:val="E3E3E3"/>
+          <w:sz w:val="21"/>
+          <w:szCs w:val="21"/>
+          <w:shd w:val="clear" w:color="auto" w:fill="383838"/>
+        </w:rPr>
+      </w:pPr>
+    </w:p>
+    <w:p>
+      <w:r>
+        <w:t>Gaussian Noise – Posterior conditioned on Y</w:t>
+      </w:r>
+    </w:p>
+    <w:p>
+      <w:pPr>
+        <w:rPr>
+          <w:rFonts w:ascii="Courier New" w:hAnsi="Courier New" w:cs="Courier New"/>
+          <w:color w:val="E3E3E3"/>
+          <w:sz w:val="21"/>
+          <w:szCs w:val="21"/>
+          <w:shd w:val="clear" w:color="auto" w:fill="383838"/>
+        </w:rPr>
+      </w:pPr>
+      <w:r>
+        <w:rPr>
+          <w:rFonts w:ascii="Courier New" w:hAnsi="Courier New" w:cs="Courier New"/>
+          <w:color w:val="E3E3E3"/>
+          <w:sz w:val="21"/>
+          <w:szCs w:val="21"/>
+          <w:shd w:val="clear" w:color="auto" w:fill="383838"/>
+        </w:rPr>
+        <w:t>{'mse': 453.831787109375, 'psnr': 22.131515502929688, 'ssim': 0.5939681529998779, 'lpips': 0.36248913407325745, 'inception_score_mean': 106.80427528734108, 'inception_score_std': 5.417749583350235, 'frechet_inception_distance': 45.58340927429498, 'kernel_inception_distance_mean': 0.03487041989739744, 'kernel_inception_distance_std': 0.0018682376745186215, 'precision': 0.8546000123023987, 'recall': 0.574999988079071, 'f_score': 0.6874580256786947}</w:t>
+      </w:r>
+    </w:p>
+    <w:p>
+      <w:pPr>
+        <w:rPr>
+          <w:rFonts w:ascii="Courier New" w:hAnsi="Courier New" w:cs="Courier New"/>
+          <w:color w:val="E3E3E3"/>
+          <w:sz w:val="21"/>
+          <w:szCs w:val="21"/>
+          <w:shd w:val="clear" w:color="auto" w:fill="383838"/>
+        </w:rPr>
+      </w:pPr>
+    </w:p>
+    <w:p>
+      <w:r>
+        <w:t>Gaussian Noise</w:t>
+      </w:r>
+      <w:r>
+        <w:t xml:space="preserve"> – </w:t>
+      </w:r>
+      <w:r>
+        <w:t>Posterior conditioned on MMSE</w:t>
+      </w:r>
+    </w:p>
+    <w:p>
+      <w:r>
+        <w:rPr>
+          <w:rFonts w:ascii="Courier New" w:hAnsi="Courier New" w:cs="Courier New"/>
+          <w:color w:val="E3E3E3"/>
+          <w:sz w:val="21"/>
+          <w:szCs w:val="21"/>
+          <w:shd w:val="clear" w:color="auto" w:fill="383838"/>
+        </w:rPr>
+        <w:t>{'mse': 461.2801818847656, 'psnr': 22.10297203063965, 'ssim': 0.607347309589386, 'lpips': 0.3705490231513977, 'inception_score_mean': 106.80427528734108, 'inception_score_std': 5.417749583350235, 'frechet_inception_distance': 51.52525300038076, 'kernel_inception_distance_mean': 0.04194679166916918, 'kernel_inception_distance_std': 0.002212352353495082, 'precision': 0.7936000227928162, 'recall': 0.5052000284194946, 'f_score': 0.6173802560208}</w:t>
+      </w:r>
+    </w:p>
+    <w:p>
+      <w:pPr>
+        <w:rPr>
+          <w:rFonts w:ascii="Courier New" w:hAnsi="Courier New" w:cs="Courier New"/>
+          <w:color w:val="E3E3E3"/>
+          <w:sz w:val="21"/>
+          <w:szCs w:val="21"/>
+          <w:shd w:val="clear" w:color="auto" w:fill="383838"/>
+        </w:rPr>
+      </w:pPr>
+    </w:p>
+    <w:p>
+      <w:r>
+        <w:t xml:space="preserve">Super-Resolition </w:t>
+      </w:r>
+      <w:r>
+        <w:t>–</w:t>
+      </w:r>
+      <w:r>
+        <w:t xml:space="preserve"> PMRF</w:t>
+      </w:r>
+    </w:p>
+    <w:p>
+      <w:pPr>
+        <w:rPr>
+          <w:rFonts w:ascii="Courier New" w:hAnsi="Courier New" w:cs="Courier New"/>
+          <w:color w:val="E3E3E3"/>
+          <w:sz w:val="21"/>
+          <w:szCs w:val="21"/>
+          <w:shd w:val="clear" w:color="auto" w:fill="383838"/>
+        </w:rPr>
+      </w:pPr>
+      <w:r>
+        <w:rPr>
+          <w:rFonts w:ascii="Courier New" w:hAnsi="Courier New" w:cs="Courier New"/>
+          <w:color w:val="E3E3E3"/>
+          <w:sz w:val="21"/>
+          <w:szCs w:val="21"/>
+          <w:shd w:val="clear" w:color="auto" w:fill="383838"/>
+        </w:rPr>
+        <w:t>{'mse': 1063.668212890625, 'psnr': 18.56770133972168, 'ssim': 0.3642042279243469, 'lpips': 0.4955134093761444, 'inception_score_mean': 106.80427528734108, 'inception_score_std': 5.417749583350235, 'frechet_inception_distance': 86.81528445653743, 'kernel_inception_distance_mean': 0.07752782629629631, 'kernel_inception_distance_std': 0.002671134932038432, 'precision': 0.6783999800682068, 'recall': 0.10119999945163727, 'f_score': 0.1761264223048783}</w:t>
+      </w:r>
+    </w:p>
+    <w:p>
+      <w:r>
+        <w:lastRenderedPageBreak/>
+        <w:t>Super-Resol</w:t>
+      </w:r>
+      <w:r>
+        <w:t>u</w:t>
+      </w:r>
+      <w:r>
+        <w:t xml:space="preserve">tion – </w:t>
+      </w:r>
+      <w:r>
+        <w:t>MMSE</w:t>
+      </w:r>
+    </w:p>
+    <w:p>
+      <w:pPr>
+        <w:rPr>
+          <w:rFonts w:ascii="Courier New" w:hAnsi="Courier New" w:cs="Courier New"/>
+          <w:color w:val="E3E3E3"/>
+          <w:sz w:val="21"/>
+          <w:szCs w:val="21"/>
+          <w:shd w:val="clear" w:color="auto" w:fill="383838"/>
+        </w:rPr>
+      </w:pPr>
+      <w:r>
+        <w:rPr>
+          <w:rFonts w:ascii="Courier New" w:hAnsi="Courier New" w:cs="Courier New"/>
+          <w:color w:val="E3E3E3"/>
+          <w:sz w:val="21"/>
+          <w:szCs w:val="21"/>
+          <w:shd w:val="clear" w:color="auto" w:fill="383838"/>
+        </w:rPr>
+        <w:t>{'mse': 697.3157958984375, 'psnr': 20.46150016784668, 'ssim': 0.47810956835746765, 'lpips': 0.5393128991127014, 'inception_score_mean': 106.80427528734108, 'inception_score_std': 5.417749583350235, 'frechet_inception_distance': 114.2596107818162, 'kernel_inception_distance_mean': 0.0825289279029029, 'kernel_inception_distance_std': 0.0018840634663095906, 'precision': 0.9136000275611877, 'recall': 0.0034000000450760126, 'f_score': 0.006774787440297056}</w:t>
+      </w:r>
+    </w:p>
+    <w:p>
+      <w:pPr>
+        <w:rPr>
+          <w:rFonts w:ascii="Courier New" w:hAnsi="Courier New" w:cs="Courier New"/>
+          <w:color w:val="E3E3E3"/>
+          <w:sz w:val="21"/>
+          <w:szCs w:val="21"/>
+          <w:shd w:val="clear" w:color="auto" w:fill="383838"/>
+        </w:rPr>
+      </w:pPr>
+    </w:p>
+    <w:p>
+      <w:r>
+        <w:t>Super_Resolution – Naive Flow</w:t>
+      </w:r>
+    </w:p>
+    <w:p>
+      <w:pPr>
+        <w:rPr>
+          <w:rFonts w:ascii="Courier New" w:hAnsi="Courier New" w:cs="Courier New"/>
+          <w:color w:val="E3E3E3"/>
+          <w:sz w:val="21"/>
+          <w:szCs w:val="21"/>
+          <w:shd w:val="clear" w:color="auto" w:fill="383838"/>
+        </w:rPr>
+      </w:pPr>
+      <w:r>
+        <w:rPr>
+          <w:rFonts w:ascii="Courier New" w:hAnsi="Courier New" w:cs="Courier New"/>
+          <w:color w:val="E3E3E3"/>
+          <w:sz w:val="21"/>
+          <w:szCs w:val="21"/>
+          <w:shd w:val="clear" w:color="auto" w:fill="383838"/>
+        </w:rPr>
+        <w:t>{'mse': 1157.61962890625, 'psnr': 18.20000648498535, 'ssim': 0.35537493228912354, 'lpips': 0.4929251968860626, 'inception_score_mean': 106.80427528734108, 'inception_score_std': 5.417749583350235, 'frechet_inception_distance': 80.04476538115296, 'kernel_inception_distance_mean': 0.07306590318818822, 'kernel_inception_distance_std': 0.002673864159709467, 'precision': 0.6471999883651733, 'recall': 0.12860000133514404, 'f_score': 0.2145654046734836}</w:t>
+      </w:r>
+    </w:p>
+    <w:p>
+      <w:pPr>
+        <w:rPr>
+          <w:rFonts w:ascii="Courier New" w:hAnsi="Courier New" w:cs="Courier New"/>
+          <w:color w:val="E3E3E3"/>
+          <w:sz w:val="21"/>
+          <w:szCs w:val="21"/>
+          <w:shd w:val="clear" w:color="auto" w:fill="383838"/>
+        </w:rPr>
+      </w:pPr>
+    </w:p>
+    <w:p>
+      <w:r>
+        <w:t xml:space="preserve">Super_Resolution </w:t>
+      </w:r>
+      <w:r>
+        <w:t xml:space="preserve">– </w:t>
+      </w:r>
+      <w:r>
+        <w:t>Posterior conditioned on Y</w:t>
+      </w:r>
+    </w:p>
+    <w:p>
+      <w:pPr>
+        <w:rPr>
+          <w:rFonts w:ascii="Courier New" w:hAnsi="Courier New" w:cs="Courier New"/>
+          <w:color w:val="E3E3E3"/>
+          <w:sz w:val="21"/>
+          <w:szCs w:val="21"/>
+          <w:shd w:val="clear" w:color="auto" w:fill="383838"/>
+        </w:rPr>
+      </w:pPr>
+      <w:r>
+        <w:rPr>
+          <w:rFonts w:ascii="Courier New" w:hAnsi="Courier New" w:cs="Courier New"/>
+          <w:color w:val="E3E3E3"/>
+          <w:sz w:val="21"/>
+          <w:szCs w:val="21"/>
+          <w:shd w:val="clear" w:color="auto" w:fill="383838"/>
+        </w:rPr>
+        <w:t>{'mse': 1203.768798828125, 'psnr': 18.024240493774414, 'ssim': 0.3527239263057709, 'lpips': 0.504969596862793, 'inception_score_mean': 106.80427528734108, 'inception_score_std': 5.417749583350235, 'frechet_inception_distance': 84.22854116438123, 'kernel_inception_distance_mean': 0.08004448917417419, 'kernel_inception_distance_std': 0.0028986497876828292, 'precision': 0.6151999831199646, 'recall': 0.13420000672340393, 'f_score': 0.22033584998631506}</w:t>
+      </w:r>
+    </w:p>
+    <w:p>
+      <w:pPr>
+        <w:rPr>
+          <w:rFonts w:ascii="Courier New" w:hAnsi="Courier New" w:cs="Courier New"/>
+          <w:color w:val="E3E3E3"/>
+          <w:sz w:val="21"/>
+          <w:szCs w:val="21"/>
+          <w:shd w:val="clear" w:color="auto" w:fill="383838"/>
+        </w:rPr>
+      </w:pPr>
+    </w:p>
+    <w:p>
+      <w:r>
+        <w:t xml:space="preserve">Super_Resolution </w:t>
+      </w:r>
+      <w:r>
+        <w:t xml:space="preserve">– </w:t>
+      </w:r>
+      <w:r>
+        <w:t>Posterior conditioned on MMSE</w:t>
+      </w:r>
+    </w:p>
+    <w:p>
+      <w:r>
+        <w:rPr>
+          <w:rFonts w:ascii="Courier New" w:hAnsi="Courier New" w:cs="Courier New"/>
+          <w:color w:val="E3E3E3"/>
+          <w:sz w:val="21"/>
+          <w:szCs w:val="21"/>
+          <w:shd w:val="clear" w:color="auto" w:fill="383838"/>
+        </w:rPr>
+        <w:t>{'mse': 1155.415771484375, 'psnr': 18.183189392089844, 'ssim': 0.36715376377105713, 'lpips': 0.5052793622016907, 'inception_score_mean': 106.80427528734108, 'inception_score_std': 5.417749583350235, 'frechet_inception_distance': 85.49363559736116, 'kernel_inception_distance_mean': 0.07941497523523523, 'kernel_inception_distance_std': 0.0026833029041348254, 'precision': 0.6051999926567078, 'recall': 0.11999999731779099, 'f_score': 0.20028681329156067}</w:t>
+      </w:r>
+    </w:p>
+    <w:p>
+      <w:pPr>
+        <w:rPr>
+          <w:rFonts w:ascii="Courier New" w:hAnsi="Courier New" w:cs="Courier New"/>
+          <w:color w:val="E3E3E3"/>
+          <w:sz w:val="21"/>
+          <w:szCs w:val="21"/>
+          <w:shd w:val="clear" w:color="auto" w:fill="383838"/>
+        </w:rPr>
+      </w:pPr>
+    </w:p>
+    <w:p>
+      <w:pPr>
+        <w:rPr>
+          <w:rFonts w:ascii="Courier New" w:hAnsi="Courier New" w:cs="Courier New"/>
+          <w:color w:val="E3E3E3"/>
+          <w:sz w:val="21"/>
+          <w:szCs w:val="21"/>
+          <w:shd w:val="clear" w:color="auto" w:fill="383838"/>
+        </w:rPr>
+      </w:pPr>
+    </w:p>
+    <w:p>
+      <w:r>
+        <w:t>Inpainting – PMRF</w:t>
+      </w:r>
+    </w:p>
+    <w:p>
+      <w:pPr>
+        <w:rPr>
+          <w:rFonts w:ascii="Courier New" w:hAnsi="Courier New" w:cs="Courier New"/>
+          <w:color w:val="E3E3E3"/>
+          <w:sz w:val="21"/>
+          <w:szCs w:val="21"/>
+          <w:shd w:val="clear" w:color="auto" w:fill="383838"/>
+        </w:rPr>
+      </w:pPr>
+      <w:r>
+        <w:rPr>
+          <w:rFonts w:ascii="Courier New" w:hAnsi="Courier New" w:cs="Courier New"/>
+          <w:color w:val="E3E3E3"/>
+          <w:sz w:val="21"/>
+          <w:szCs w:val="21"/>
+          <w:shd w:val="clear" w:color="auto" w:fill="383838"/>
+        </w:rPr>
+        <w:t>{'mse': 1001.0804443359375, 'psnr': 18.8286190032959, 'ssim': 0.4330940246582031, 'lpips': 0.476538747549057, 'inception_score_mean': 106.80427528734108, 'inception_score_std': 5.417749583350235, 'frechet_inception_distance': 78.65700682353037, 'kernel_inception_distance_mean': 0.06968341185685682, 'kernel_inception_distance_std': 0.0025739808815476773, 'precision': 0.6528000235557556, 'recall': 0.1467999964952469, 'f_score': 0.23969744564030757}</w:t>
+      </w:r>
+    </w:p>
+    <w:p>
+      <w:pPr>
+        <w:rPr>
+          <w:rFonts w:ascii="Courier New" w:hAnsi="Courier New" w:cs="Courier New"/>
+          <w:color w:val="E3E3E3"/>
+          <w:sz w:val="21"/>
+          <w:szCs w:val="21"/>
+          <w:shd w:val="clear" w:color="auto" w:fill="383838"/>
+        </w:rPr>
+      </w:pPr>
+    </w:p>
+    <w:p>
+      <w:pPr>
+        <w:rPr>
+          <w:rFonts w:ascii="Courier New" w:hAnsi="Courier New" w:cs="Courier New"/>
+          <w:color w:val="E3E3E3"/>
+          <w:sz w:val="21"/>
+          <w:szCs w:val="21"/>
+          <w:shd w:val="clear" w:color="auto" w:fill="383838"/>
+        </w:rPr>
+      </w:pPr>
+    </w:p>
+    <w:p>
+      <w:r>
+        <w:t xml:space="preserve">Inpainting </w:t>
+      </w:r>
+      <w:r>
+        <w:t>–</w:t>
+      </w:r>
+      <w:r>
+        <w:t xml:space="preserve"> MMSE</w:t>
+      </w:r>
+    </w:p>
+    <w:p>
+      <w:pPr>
+        <w:rPr>
+          <w:rFonts w:ascii="Courier New" w:hAnsi="Courier New" w:cs="Courier New"/>
+          <w:color w:val="E3E3E3"/>
+          <w:sz w:val="21"/>
+          <w:szCs w:val="21"/>
+          <w:shd w:val="clear" w:color="auto" w:fill="383838"/>
+        </w:rPr>
+      </w:pPr>
+      <w:r>
+        <w:rPr>
+          <w:rFonts w:ascii="Courier New" w:hAnsi="Courier New" w:cs="Courier New"/>
+          <w:color w:val="E3E3E3"/>
+          <w:sz w:val="21"/>
+          <w:szCs w:val="21"/>
+          <w:shd w:val="clear" w:color="auto" w:fill="383838"/>
+        </w:rPr>
+        <w:t xml:space="preserve">{'mse': 675.10302734375, 'psnr': 20.52742576599121, 'ssim': 0.5247766971588135, 'lpips': 0.4976012706756592, 'inception_score_mean': 106.80427528734108, 'inception_score_std': 5.417749583350235, 'frechet_inception_distance': 105.63559926936585, 'kernel_inception_distance_mean': 0.07833363757507508, 'kernel_inception_distance_std': 0.0019911911960526253, 'precision': </w:t>
+      </w:r>
+      <w:r>
+        <w:rPr>
+          <w:rFonts w:ascii="Courier New" w:hAnsi="Courier New" w:cs="Courier New"/>
+          <w:color w:val="E3E3E3"/>
+          <w:sz w:val="21"/>
+          <w:szCs w:val="21"/>
+          <w:shd w:val="clear" w:color="auto" w:fill="383838"/>
+        </w:rPr>
+        <w:lastRenderedPageBreak/>
+        <w:t>0.7595999836921692, 'recall': 0.009200000204145908, 'f_score': 0.018179813089017106}</w:t>
+      </w:r>
+    </w:p>
+    <w:p>
+      <w:pPr>
+        <w:rPr>
+          <w:rFonts w:ascii="Courier New" w:hAnsi="Courier New" w:cs="Courier New"/>
+          <w:color w:val="E3E3E3"/>
+          <w:sz w:val="21"/>
+          <w:szCs w:val="21"/>
+          <w:shd w:val="clear" w:color="auto" w:fill="383838"/>
+        </w:rPr>
+      </w:pPr>
+    </w:p>
+    <w:p>
+      <w:r>
+        <w:t xml:space="preserve">Inpainting </w:t>
+      </w:r>
+      <w:r>
+        <w:t>–</w:t>
+      </w:r>
+      <w:r>
+        <w:t xml:space="preserve"> </w:t>
+      </w:r>
+      <w:r>
+        <w:t>Naive Flow</w:t>
+      </w:r>
+    </w:p>
+    <w:p>
+      <w:pPr>
+        <w:rPr>
+          <w:rFonts w:ascii="Courier New" w:hAnsi="Courier New" w:cs="Courier New"/>
+          <w:color w:val="E3E3E3"/>
+          <w:sz w:val="21"/>
+          <w:szCs w:val="21"/>
+          <w:shd w:val="clear" w:color="auto" w:fill="383838"/>
+        </w:rPr>
+      </w:pPr>
+      <w:r>
+        <w:rPr>
+          <w:rFonts w:ascii="Courier New" w:hAnsi="Courier New" w:cs="Courier New"/>
+          <w:color w:val="E3E3E3"/>
+          <w:sz w:val="21"/>
+          <w:szCs w:val="21"/>
+          <w:shd w:val="clear" w:color="auto" w:fill="383838"/>
+        </w:rPr>
+        <w:t>{'mse': 1102.9658203125, 'psnr': 18.458053588867188, 'ssim': 0.4316968023777008, 'lpips': 0.46428564190864563, 'inception_score_mean': 106.80427528734108, 'inception_score_std': 5.417749583350235, 'frechet_inception_distance': 76.48127571051572, 'kernel_inception_distance_mean': 0.06795316126876877, 'kernel_inception_distance_std': 0.0026516274951502365, 'precision': 0.6570000052452087, 'recall': 0.1868000030517578, 'f_score': 0.2908926327993521}</w:t>
+      </w:r>
+    </w:p>
+    <w:p>
+      <w:pPr>
+        <w:rPr>
+          <w:rFonts w:ascii="Courier New" w:hAnsi="Courier New" w:cs="Courier New"/>
+          <w:color w:val="E3E3E3"/>
+          <w:sz w:val="21"/>
+          <w:szCs w:val="21"/>
+          <w:shd w:val="clear" w:color="auto" w:fill="383838"/>
+        </w:rPr>
+      </w:pPr>
+    </w:p>
+    <w:p>
+      <w:r>
+        <w:t>Inpainting – Posterior conditioned on Y</w:t>
+      </w:r>
+    </w:p>
+    <w:p>
+      <w:r>
+        <w:rPr>
+          <w:rFonts w:ascii="Courier New" w:hAnsi="Courier New" w:cs="Courier New"/>
+          <w:color w:val="E3E3E3"/>
+          <w:sz w:val="21"/>
+          <w:szCs w:val="21"/>
+          <w:shd w:val="clear" w:color="auto" w:fill="383838"/>
+        </w:rPr>
+        <w:t>{'mse': 930.62890625, 'psnr': 19.267501831054688, 'ssim': 0.4844018518924713, 'lpips': 0.423723965883255, 'inception_score_mean': 106.80427528734108, 'inception_score_std': 5.417749583350235, 'frechet_inception_distance': 64.70022378391303, 'kernel_inception_distance_mean': 0.056630734351851834, 'kernel_inception_distance_std': 0.0023980147012483953, 'precision': 0.70660001039505, 'recall': 0.3296000063419342, 'f_score': 0.44951817051849063}</w:t>
+      </w:r>
+    </w:p>
+    <w:p>
+      <w:pPr>
+        <w:rPr>
+          <w:rFonts w:ascii="Courier New" w:hAnsi="Courier New" w:cs="Courier New"/>
+          <w:color w:val="E3E3E3"/>
+          <w:sz w:val="21"/>
+          <w:szCs w:val="21"/>
+          <w:shd w:val="clear" w:color="auto" w:fill="383838"/>
+        </w:rPr>
+      </w:pPr>
+    </w:p>
+    <w:p>
+      <w:r>
+        <w:t xml:space="preserve">Inpainting </w:t>
+      </w:r>
+      <w:r>
+        <w:t>–</w:t>
+      </w:r>
+      <w:r>
+        <w:t xml:space="preserve"> </w:t>
+      </w:r>
+      <w:r>
+        <w:t>Posterior conditioned on MMSE</w:t>
+      </w:r>
+    </w:p>
+    <w:p>
+      <w:pPr>
+        <w:rPr>
+          <w:rFonts w:ascii="Courier New" w:hAnsi="Courier New" w:cs="Courier New"/>
+          <w:color w:val="E3E3E3"/>
+          <w:sz w:val="21"/>
+          <w:szCs w:val="21"/>
+          <w:shd w:val="clear" w:color="auto" w:fill="383838"/>
+        </w:rPr>
+      </w:pPr>
+      <w:r>
+        <w:rPr>
+          <w:rFonts w:ascii="Courier New" w:hAnsi="Courier New" w:cs="Courier New"/>
+          <w:color w:val="E3E3E3"/>
+          <w:sz w:val="21"/>
+          <w:szCs w:val="21"/>
+          <w:shd w:val="clear" w:color="auto" w:fill="383838"/>
+        </w:rPr>
+        <w:t>{'mse': 1263.2764892578125, 'psnr': 17.838335037231445, 'ssim': 0.38673239946365356, 'lpips': 0.49699079990386963, 'inception_score_mean': 106.80427528734108, 'inception_score_std': 5.417749583350235, 'frechet_inception_distance': 76.89392084089548, 'kernel_inception_distance_mean': 0.07098631180680678, 'kernel_inception_distance_std': 0.00258710470559046, 'precision': 0.6273999810218811, 'recall': 0.17679999768733978, 'f_score': 0.27586251711109067}</w:t>
+      </w:r>
+    </w:p>
+    <w:p>
+      <w:pPr>
+        <w:rPr>
+          <w:rFonts w:ascii="Courier New" w:hAnsi="Courier New" w:cs="Courier New"/>
+          <w:color w:val="E3E3E3"/>
+          <w:sz w:val="21"/>
+          <w:szCs w:val="21"/>
+          <w:shd w:val="clear" w:color="auto" w:fill="383838"/>
+        </w:rPr>
+      </w:pPr>
+    </w:p>
+    <w:p>
+      <w:pPr>
+        <w:rPr>
+          <w:rFonts w:ascii="Courier New" w:hAnsi="Courier New" w:cs="Courier New"/>
+          <w:color w:val="E3E3E3"/>
+          <w:sz w:val="21"/>
+          <w:szCs w:val="21"/>
+          <w:shd w:val="clear" w:color="auto" w:fill="383838"/>
+        </w:rPr>
+      </w:pPr>
+    </w:p>
+    <w:p>
+      <w:pPr>
+        <w:pStyle w:val="berschrift1"/>
+      </w:pPr>
+      <w:r>
+        <w:t>Zappos</w:t>
+      </w:r>
+    </w:p>
+    <w:p>
+      <w:r>
+        <w:t>Colorization – PMRF</w:t>
+      </w:r>
+    </w:p>
+    <w:p>
+      <w:pPr>
+        <w:rPr>
+          <w:rFonts w:ascii="Courier New" w:hAnsi="Courier New" w:cs="Courier New"/>
+          <w:color w:val="1F1F1F"/>
+          <w:sz w:val="21"/>
+          <w:szCs w:val="21"/>
+          <w:shd w:val="clear" w:color="auto" w:fill="FFFFFF"/>
+        </w:rPr>
+      </w:pPr>
+      <w:r>
+        <w:rPr>
+          <w:rFonts w:ascii="Courier New" w:hAnsi="Courier New" w:cs="Courier New"/>
+          <w:color w:val="1F1F1F"/>
+          <w:sz w:val="21"/>
+          <w:szCs w:val="21"/>
+          <w:shd w:val="clear" w:color="auto" w:fill="FFFFFF"/>
+        </w:rPr>
+        <w:t>{'mse': 283.54949951171875, 'psnr': 24.81319236755371, 'ssim': 0.8432481288909912, 'lpips': 0.14134660363197327, 'inception_score_mean': 3.7472646533028344, 'inception_score_std': 0.12071103034945724, 'frechet_inception_distance': 10.836217520638058, 'kernel_inception_distance_mean': 0.0047778797149658206, 'kernel_inception_distance_std': 0.0003663905041257004, 'precision': 0.652400016784668, 'recall': 0.7052000164985657, 'f_score': 0.6777732635842213}</w:t>
+      </w:r>
+    </w:p>
+    <w:p>
+      <w:pPr>
+        <w:rPr>
+          <w:rFonts w:ascii="Courier New" w:hAnsi="Courier New" w:cs="Courier New"/>
+          <w:color w:val="E3E3E3"/>
+          <w:sz w:val="21"/>
+          <w:szCs w:val="21"/>
+          <w:shd w:val="clear" w:color="auto" w:fill="383838"/>
+        </w:rPr>
+      </w:pPr>
+    </w:p>
+    <w:p>
+      <w:pPr>
+        <w:rPr>
+          <w:rFonts w:ascii="Courier New" w:hAnsi="Courier New" w:cs="Courier New"/>
+          <w:color w:val="E3E3E3"/>
+          <w:sz w:val="21"/>
+          <w:szCs w:val="21"/>
+          <w:shd w:val="clear" w:color="auto" w:fill="383838"/>
+        </w:rPr>
+      </w:pPr>
+    </w:p>
+    <w:p>
+      <w:r>
+        <w:t>Colorization – MMSE</w:t>
+      </w:r>
+    </w:p>
+    <w:p>
+      <w:pPr>
+        <w:rPr>
+          <w:rFonts w:ascii="Courier New" w:hAnsi="Courier New" w:cs="Courier New"/>
+          <w:color w:val="1F1F1F"/>
+          <w:sz w:val="21"/>
+          <w:szCs w:val="21"/>
+          <w:shd w:val="clear" w:color="auto" w:fill="FFFFFF"/>
+        </w:rPr>
+      </w:pPr>
+      <w:r>
+        <w:rPr>
+          <w:rFonts w:ascii="Courier New" w:hAnsi="Courier New" w:cs="Courier New"/>
+          <w:color w:val="1F1F1F"/>
+          <w:sz w:val="21"/>
+          <w:szCs w:val="21"/>
+          <w:shd w:val="clear" w:color="auto" w:fill="FFFFFF"/>
+        </w:rPr>
+        <w:t>{'mse': 229.2170867919922, 'psnr': 25.882286071777344, 'ssim': 0.872656524181366, 'lpips': 0.13683442771434784, 'inception_score_mean': 3.7472646533028344, 'inception_score_std': 0.12071103034945724, 'frechet_inception_distance': 22.043996097170037, 'kernel_inception_distance_mean': 0.012582764625549317, 'kernel_inception_distance_std': 0.0006846886488586402, 'precision': 0.31859999895095825, 'recall': 0.6704000234603882, 'f_score': 0.43193011512868423}</w:t>
+      </w:r>
+    </w:p>
+    <w:p>
+      <w:pPr>
+        <w:rPr>
+          <w:rFonts w:ascii="Courier New" w:hAnsi="Courier New" w:cs="Courier New"/>
+          <w:color w:val="E3E3E3"/>
+          <w:sz w:val="21"/>
+          <w:szCs w:val="21"/>
+          <w:shd w:val="clear" w:color="auto" w:fill="383838"/>
+        </w:rPr>
+      </w:pPr>
+    </w:p>
+    <w:p>
+      <w:r>
+        <w:lastRenderedPageBreak/>
+        <w:t>Colorization – Naive Flow</w:t>
+      </w:r>
+    </w:p>
+    <w:p>
+      <w:pPr>
+        <w:rPr>
+          <w:rFonts w:ascii="Courier New" w:hAnsi="Courier New" w:cs="Courier New"/>
+          <w:color w:val="E3E3E3"/>
+          <w:sz w:val="21"/>
+          <w:szCs w:val="21"/>
+          <w:shd w:val="clear" w:color="auto" w:fill="383838"/>
+        </w:rPr>
+      </w:pPr>
+      <w:r>
+        <w:rPr>
+          <w:rFonts w:ascii="Courier New" w:hAnsi="Courier New" w:cs="Courier New"/>
+          <w:color w:val="1F1F1F"/>
+          <w:sz w:val="21"/>
+          <w:szCs w:val="21"/>
+          <w:shd w:val="clear" w:color="auto" w:fill="FFFFFF"/>
+        </w:rPr>
+        <w:t>{'mse': 273.8691101074219, 'psnr': 25.386030197143555, 'ssim': 0.8692123889923096, 'lpips': 0.1249253898859024, 'inception_score_mean': 3.7472646533028344, 'inception_score_std': 0.12071103034945724, 'frechet_inception_distance': 6.615552180139275, 'kernel_inception_distance_mean': 0.002031915187835693, 'kernel_inception_distance_std': 0.00018339324621294926, 'precision': 0.8263999819755554, 'recall': 0.7861999869346619, 'f_score': 0.8057989179685515}</w:t>
+      </w:r>
+    </w:p>
+    <w:p>
+      <w:pPr>
+        <w:rPr>
+          <w:rFonts w:ascii="Courier New" w:hAnsi="Courier New" w:cs="Courier New"/>
+          <w:color w:val="E3E3E3"/>
+          <w:sz w:val="21"/>
+          <w:szCs w:val="21"/>
+          <w:shd w:val="clear" w:color="auto" w:fill="383838"/>
+        </w:rPr>
+      </w:pPr>
+    </w:p>
+    <w:p>
+      <w:r>
+        <w:t xml:space="preserve">Colorization – </w:t>
+      </w:r>
+      <w:r>
+        <w:t>Posterior conditioned on Y</w:t>
+      </w:r>
+    </w:p>
+    <w:p>
+      <w:r>
+        <w:rPr>
+          <w:rFonts w:ascii="Courier New" w:hAnsi="Courier New" w:cs="Courier New"/>
+          <w:color w:val="1F1F1F"/>
+          <w:sz w:val="21"/>
+          <w:szCs w:val="21"/>
+          <w:shd w:val="clear" w:color="auto" w:fill="FFFFFF"/>
+        </w:rPr>
+        <w:t>{'mse': 299.1086120605469, 'psnr': 24.587961196899414, 'ssim': 0.8481348156929016, 'lpips': 0.13298167288303375, 'inception_score_mean': 3.7472646533028344, 'inception_score_std': 0.12071103034945724, 'frechet_inception_distance': 7.45053283602067, 'kernel_inception_distance_mean': 0.0024907279014587404, 'kernel_inception_distance_std': 0.00021154519159123357, 'precision': 0.7170000076293945, 'recall': 0.7991999983787537, 'f_score': 0.7558717882393927}</w:t>
+      </w:r>
+    </w:p>
+    <w:p/>
+    <w:p>
+      <w:r>
+        <w:t xml:space="preserve">Colorization – </w:t>
+      </w:r>
+      <w:r>
+        <w:t>Posterior conditioned on MMSE</w:t>
+      </w:r>
+    </w:p>
+    <w:p>
+      <w:pPr>
+        <w:rPr>
+          <w:rFonts w:ascii="Courier New" w:hAnsi="Courier New" w:cs="Courier New"/>
+          <w:color w:val="E3E3E3"/>
+          <w:sz w:val="21"/>
+          <w:szCs w:val="21"/>
+          <w:shd w:val="clear" w:color="auto" w:fill="383838"/>
+        </w:rPr>
+      </w:pPr>
+      <w:r>
+        <w:rPr>
+          <w:rFonts w:ascii="Courier New" w:hAnsi="Courier New" w:cs="Courier New"/>
+          <w:color w:val="1F1F1F"/>
+          <w:sz w:val="21"/>
+          <w:szCs w:val="21"/>
+          <w:shd w:val="clear" w:color="auto" w:fill="FFFFFF"/>
+        </w:rPr>
+        <w:t>{'mse': 309.18560791015625, 'psnr': 24.34821891784668, 'ssim': 0.8397355079650879, 'lpips': 0.1407289206981659, 'inception_score_mean': 3.7472646533028344, 'inception_score_std': 0.12071103034945724, 'frechet_inception_distance': 7.929439406946955, 'kernel_inception_distance_mean': 0.0027427434921264648, 'kernel_inception_distance_std': 0.00024790308590087707, 'precision': 0.7057999968528748, 'recall': 0.7739999890327454, 'f_score': 0.7383284160480614}</w:t>
+      </w:r>
+    </w:p>
+    <w:p>
+      <w:pPr>
+        <w:rPr>
+          <w:rFonts w:ascii="Courier New" w:hAnsi="Courier New" w:cs="Courier New"/>
+          <w:color w:val="E3E3E3"/>
+          <w:sz w:val="21"/>
+          <w:szCs w:val="21"/>
+          <w:shd w:val="clear" w:color="auto" w:fill="383838"/>
+        </w:rPr>
+      </w:pPr>
+    </w:p>
+    <w:p/>
+    <w:p>
+      <w:pPr>
+        <w:rPr>
+          <w:rFonts w:ascii="Courier New" w:hAnsi="Courier New" w:cs="Courier New"/>
+          <w:color w:val="1F1F1F"/>
+          <w:sz w:val="21"/>
+          <w:szCs w:val="21"/>
+          <w:shd w:val="clear" w:color="auto" w:fill="FFFFFF"/>
+        </w:rPr>
+      </w:pPr>
+      <w:r>
+        <w:t>Gaussian Noise</w:t>
+      </w:r>
+      <w:r>
+        <w:t xml:space="preserve"> - PMRF</w:t>
+      </w:r>
+      <w:r>
+        <w:br/>
+      </w:r>
+      <w:r>
+        <w:rPr>
+          <w:rFonts w:ascii="Courier New" w:hAnsi="Courier New" w:cs="Courier New"/>
+          <w:color w:val="1F1F1F"/>
+          <w:sz w:val="21"/>
+          <w:szCs w:val="21"/>
+          <w:shd w:val="clear" w:color="auto" w:fill="FFFFFF"/>
+        </w:rPr>
+        <w:t>{'mse': 120.08099365234375, 'psnr': 27.89057731628418, 'ssim': 0.8780657052993774, 'lpips': 0.09518914669752121, 'inception_score_mean': 3.7472646533028344, 'inception_score_std': 0.12071103034945724, 'frechet_inception_distance': 5.717183369428966, 'kernel_inception_distance_mean': 0.0017075133323669433, 'kernel_inception_distance_std': 0.00021742159291721056, 'precision': 0.9083999991416931, 'recall': 0.9215999841690063, 'f_score': 0.9149523852055381}</w:t>
+      </w:r>
+    </w:p>
+    <w:p>
+      <w:pPr>
+        <w:rPr>
+          <w:rFonts w:ascii="Courier New" w:hAnsi="Courier New" w:cs="Courier New"/>
+          <w:color w:val="1F1F1F"/>
+          <w:sz w:val="21"/>
+          <w:szCs w:val="21"/>
+          <w:shd w:val="clear" w:color="auto" w:fill="FFFFFF"/>
+        </w:rPr>
+      </w:pPr>
+    </w:p>
+    <w:p>
+      <w:r>
+        <w:t>Gaussian Noise – MMSE</w:t>
+      </w:r>
+    </w:p>
+    <w:p>
+      <w:pPr>
+        <w:rPr>
+          <w:rFonts w:ascii="Courier New" w:hAnsi="Courier New" w:cs="Courier New"/>
+          <w:color w:val="E3E3E3"/>
+          <w:sz w:val="21"/>
+          <w:szCs w:val="21"/>
+          <w:shd w:val="clear" w:color="auto" w:fill="383838"/>
+        </w:rPr>
+      </w:pPr>
+      <w:r>
+        <w:rPr>
+          <w:rFonts w:ascii="Courier New" w:hAnsi="Courier New" w:cs="Courier New"/>
+          <w:color w:val="1F1F1F"/>
+          <w:sz w:val="21"/>
+          <w:szCs w:val="21"/>
+          <w:shd w:val="clear" w:color="auto" w:fill="FFFFFF"/>
+        </w:rPr>
+        <w:t>{'mse': 97.09491729736328, 'psnr': 28.821311950683594, 'ssim': 0.8987419605255127, 'lpips': 0.09658710658550262, 'inception_score_mean': 3.7472646533028344, 'inception_score_std': 0.12071103034945724, 'frechet_inception_distance': 12.23792228607698, 'kernel_inception_distance_mean': 0.00571124792098999, 'kernel_inception_distance_std': 0.00048704102906134384, 'precision': 0.7325999736785889, 'recall': 0.8636000156402588, 'f_score': 0.7927244116783456}</w:t>
+      </w:r>
+    </w:p>
+    <w:p>
+      <w:pPr>
+        <w:rPr>
+          <w:rFonts w:ascii="Courier New" w:hAnsi="Courier New" w:cs="Courier New"/>
+          <w:color w:val="E3E3E3"/>
+          <w:sz w:val="21"/>
+          <w:szCs w:val="21"/>
+          <w:shd w:val="clear" w:color="auto" w:fill="383838"/>
+        </w:rPr>
+      </w:pPr>
+    </w:p>
+    <w:p>
+      <w:pPr>
+        <w:rPr>
+          <w:rFonts w:ascii="Courier New" w:hAnsi="Courier New" w:cs="Courier New"/>
+          <w:color w:val="E3E3E3"/>
+          <w:sz w:val="21"/>
+          <w:szCs w:val="21"/>
+          <w:shd w:val="clear" w:color="auto" w:fill="383838"/>
+        </w:rPr>
+      </w:pPr>
+      <w:r>
+        <w:t>Gaussian Noise – Naive Flow</w:t>
+      </w:r>
+    </w:p>
+    <w:p>
+      <w:pPr>
+        <w:rPr>
+          <w:rFonts w:ascii="Courier New" w:hAnsi="Courier New" w:cs="Courier New"/>
+          <w:color w:val="E3E3E3"/>
+          <w:sz w:val="21"/>
+          <w:szCs w:val="21"/>
+          <w:shd w:val="clear" w:color="auto" w:fill="383838"/>
+        </w:rPr>
+      </w:pPr>
+      <w:r>
+        <w:rPr>
+          <w:rFonts w:ascii="Courier New" w:hAnsi="Courier New" w:cs="Courier New"/>
+          <w:color w:val="1F1F1F"/>
+          <w:sz w:val="21"/>
+          <w:szCs w:val="21"/>
+          <w:shd w:val="clear" w:color="auto" w:fill="FFFFFF"/>
+        </w:rPr>
+        <w:t xml:space="preserve">{'mse': 107.81477355957031, 'psnr': 28.319061279296875, 'ssim': 0.8899700045585632, 'lpips': 0.0885762944817543, 'inception_score_mean': 3.7472646533028344, 'inception_score_std': 0.12071103034945724, 'frechet_inception_distance': 5.455151453596272, 'kernel_inception_distance_mean': 0.001649014949798584, 'kernel_inception_distance_std': 0.00019012764134046544, 'precision': </w:t>
+      </w:r>
+      <w:r>
+        <w:rPr>
+          <w:rFonts w:ascii="Courier New" w:hAnsi="Courier New" w:cs="Courier New"/>
+          <w:color w:val="1F1F1F"/>
+          <w:sz w:val="21"/>
+          <w:szCs w:val="21"/>
+          <w:shd w:val="clear" w:color="auto" w:fill="FFFFFF"/>
+        </w:rPr>
+        <w:lastRenderedPageBreak/>
+        <w:t>0.9337999820709229, 'recall': 0.9422000050544739, 'f_score': 0.9379811874895085}</w:t>
+      </w:r>
+    </w:p>
+    <w:p>
+      <w:pPr>
+        <w:rPr>
+          <w:rFonts w:ascii="Courier New" w:hAnsi="Courier New" w:cs="Courier New"/>
+          <w:color w:val="E3E3E3"/>
+          <w:sz w:val="21"/>
+          <w:szCs w:val="21"/>
+          <w:shd w:val="clear" w:color="auto" w:fill="383838"/>
+        </w:rPr>
+      </w:pPr>
+    </w:p>
+    <w:p>
+      <w:r>
+        <w:t>Gaussian Noise – Posterior conditioned on Y</w:t>
+      </w:r>
+    </w:p>
+    <w:p>
+      <w:pPr>
+        <w:rPr>
+          <w:rFonts w:ascii="Courier New" w:hAnsi="Courier New" w:cs="Courier New"/>
+          <w:color w:val="1F1F1F"/>
+          <w:sz w:val="21"/>
+          <w:szCs w:val="21"/>
+          <w:shd w:val="clear" w:color="auto" w:fill="FFFFFF"/>
+        </w:rPr>
+      </w:pPr>
+      <w:r>
+        <w:rPr>
+          <w:rFonts w:ascii="Courier New" w:hAnsi="Courier New" w:cs="Courier New"/>
+          <w:color w:val="1F1F1F"/>
+          <w:sz w:val="21"/>
+          <w:szCs w:val="21"/>
+          <w:shd w:val="clear" w:color="auto" w:fill="FFFFFF"/>
+        </w:rPr>
+        <w:t>{'mse': 149.47991943359375, 'psnr': 26.914793014526367, 'ssim': 0.8681243658065796, 'lpips': 0.1009012758731842, 'inception_score_mean': 3.7472646533028344, 'inception_score_std': 0.12071103034945724, 'frechet_inception_distance': 6.634834394198521, 'kernel_inception_distance_mean': 0.0022264027595520017, 'kernel_inception_distance_std': 0.00023471250261948353, 'precision': 0.8769999742507935, 'recall': 0.8794000148773193, 'f_score': 0.8781983547909282}</w:t>
+      </w:r>
+    </w:p>
+    <w:p>
+      <w:pPr>
+        <w:rPr>
+          <w:rFonts w:ascii="Courier New" w:hAnsi="Courier New" w:cs="Courier New"/>
+          <w:color w:val="E3E3E3"/>
+          <w:sz w:val="21"/>
+          <w:szCs w:val="21"/>
+          <w:shd w:val="clear" w:color="auto" w:fill="383838"/>
+        </w:rPr>
+      </w:pPr>
+    </w:p>
+    <w:p>
+      <w:r>
+        <w:t>Gaussian Noise</w:t>
+      </w:r>
+      <w:r>
+        <w:t xml:space="preserve"> – </w:t>
+      </w:r>
+      <w:r>
+        <w:t>Posterior conditioned on MMSE</w:t>
+      </w:r>
+    </w:p>
+    <w:p>
+      <w:pPr>
+        <w:rPr>
+          <w:rFonts w:ascii="Courier New" w:hAnsi="Courier New" w:cs="Courier New"/>
+          <w:color w:val="1F1F1F"/>
+          <w:sz w:val="21"/>
+          <w:szCs w:val="21"/>
+          <w:shd w:val="clear" w:color="auto" w:fill="FFFFFF"/>
+        </w:rPr>
+      </w:pPr>
+      <w:r>
+        <w:rPr>
+          <w:rFonts w:ascii="Courier New" w:hAnsi="Courier New" w:cs="Courier New"/>
+          <w:color w:val="1F1F1F"/>
+          <w:sz w:val="21"/>
+          <w:szCs w:val="21"/>
+          <w:shd w:val="clear" w:color="auto" w:fill="FFFFFF"/>
+        </w:rPr>
+        <w:t>{'mse': 162.9357452392578, 'psnr': 26.55764389038086, 'ssim': 0.8585969805717468, 'lpips': 0.10813162475824356, 'inception_score_mean': 3.7472646533028344, 'inception_score_std': 0.12071103034945724, 'frechet_inception_distance': 8.064322377585142, 'kernel_inception_distance_mean': 0.0030835723876953126, 'kernel_inception_distance_std': 0.00028004476066720177, 'precision': 0.8181999921798706, 'recall': 0.8321999907493591, 'f_score': 0.8251406119317826}</w:t>
+      </w:r>
+    </w:p>
+    <w:p>
+      <w:pPr>
+        <w:rPr>
+          <w:rFonts w:ascii="Courier New" w:hAnsi="Courier New" w:cs="Courier New"/>
+          <w:color w:val="1F1F1F"/>
+          <w:sz w:val="21"/>
+          <w:szCs w:val="21"/>
+          <w:shd w:val="clear" w:color="auto" w:fill="FFFFFF"/>
+        </w:rPr>
+      </w:pPr>
+    </w:p>
+    <w:p>
+      <w:pPr>
+        <w:rPr>
+          <w:rFonts w:ascii="Courier New" w:hAnsi="Courier New" w:cs="Courier New"/>
+          <w:color w:val="1F1F1F"/>
+          <w:sz w:val="21"/>
+          <w:szCs w:val="21"/>
+          <w:shd w:val="clear" w:color="auto" w:fill="FFFFFF"/>
+        </w:rPr>
+      </w:pPr>
+      <w:r>
+        <w:t>Super-resolution - PMRF</w:t>
+      </w:r>
+    </w:p>
+    <w:p>
+      <w:pPr>
+        <w:rPr>
+          <w:rFonts w:ascii="Courier New" w:hAnsi="Courier New" w:cs="Courier New"/>
+          <w:color w:val="1F1F1F"/>
+          <w:sz w:val="21"/>
+          <w:szCs w:val="21"/>
+          <w:shd w:val="clear" w:color="auto" w:fill="FFFFFF"/>
+        </w:rPr>
+      </w:pPr>
+      <w:r>
+        <w:rPr>
+          <w:rFonts w:ascii="Courier New" w:hAnsi="Courier New" w:cs="Courier New"/>
+          <w:color w:val="1F1F1F"/>
+          <w:sz w:val="21"/>
+          <w:szCs w:val="21"/>
+          <w:shd w:val="clear" w:color="auto" w:fill="FFFFFF"/>
+        </w:rPr>
+        <w:t>{'mse': 452.4152526855469, 'psnr': 22.401630401611328, 'ssim': 0.7735973000526428, 'lpips': 0.14889097213745117, 'inception_score_mean': 3.7472646533028344, 'inception_score_std': 0.12071103034945724, 'frechet_inception_distance': 13.725489419678553, 'kernel_inception_distance_mean': 0.006872425079345703, 'kernel_inception_distance_std': 0.0004372555542734101, 'precision': 0.5317999720573425, 'recall': 0.6412000060081482, 'f_score': 0.5813983830428733}</w:t>
+      </w:r>
+    </w:p>
+    <w:p>
+      <w:pPr>
+        <w:rPr>
+          <w:rFonts w:ascii="Courier New" w:hAnsi="Courier New" w:cs="Courier New"/>
+          <w:color w:val="1F1F1F"/>
+          <w:sz w:val="21"/>
+          <w:szCs w:val="21"/>
+          <w:shd w:val="clear" w:color="auto" w:fill="FFFFFF"/>
+        </w:rPr>
+      </w:pPr>
+    </w:p>
+    <w:p>
+      <w:pPr>
+        <w:rPr>
+          <w:rFonts w:ascii="Courier New" w:hAnsi="Courier New" w:cs="Courier New"/>
+          <w:color w:val="1F1F1F"/>
+          <w:sz w:val="21"/>
+          <w:szCs w:val="21"/>
+          <w:shd w:val="clear" w:color="auto" w:fill="FFFFFF"/>
+        </w:rPr>
+      </w:pPr>
+    </w:p>
+    <w:p>
+      <w:r>
+        <w:t>Super-Resol</w:t>
+      </w:r>
+      <w:r>
+        <w:t>u</w:t>
+      </w:r>
+      <w:r>
+        <w:t xml:space="preserve">tion – </w:t>
+      </w:r>
+      <w:r>
+        <w:t>MMSE</w:t>
+      </w:r>
+    </w:p>
+    <w:p>
+      <w:pPr>
+        <w:rPr>
+          <w:rFonts w:ascii="Courier New" w:hAnsi="Courier New" w:cs="Courier New"/>
+          <w:color w:val="1F1F1F"/>
+          <w:sz w:val="21"/>
+          <w:szCs w:val="21"/>
+          <w:shd w:val="clear" w:color="auto" w:fill="FFFFFF"/>
+        </w:rPr>
+      </w:pPr>
+      <w:r>
+        <w:rPr>
+          <w:rFonts w:ascii="Courier New" w:hAnsi="Courier New" w:cs="Courier New"/>
+          <w:color w:val="1F1F1F"/>
+          <w:sz w:val="21"/>
+          <w:szCs w:val="21"/>
+          <w:shd w:val="clear" w:color="auto" w:fill="FFFFFF"/>
+        </w:rPr>
+        <w:t>{'mse': 314.733154296875, 'psnr': 24.006967544555664, 'ssim': 0.8147380948066711, 'lpips': 0.17453770339488983, 'inception_score_mean': 3.7472646533028344, 'inception_score_std': 0.12071103034945724, 'frechet_inception_distance': 67.58878297430047, 'kernel_inception_distance_mean': 0.04874861240386963, 'kernel_inception_distance_std': 0.0012852458981069815, 'precision': 0.04800000041723251, 'recall': 0.4429999887943268, 'f_score': 0.08661507174819742}</w:t>
+      </w:r>
+    </w:p>
+    <w:p>
+      <w:pPr>
+        <w:rPr>
+          <w:rFonts w:ascii="Courier New" w:hAnsi="Courier New" w:cs="Courier New"/>
+          <w:color w:val="E3E3E3"/>
+          <w:sz w:val="21"/>
+          <w:szCs w:val="21"/>
+          <w:shd w:val="clear" w:color="auto" w:fill="383838"/>
+        </w:rPr>
+      </w:pPr>
+    </w:p>
+    <w:p>
+      <w:r>
+        <w:t>Super_Resolution – Naive Flow</w:t>
+      </w:r>
+    </w:p>
+    <w:p>
+      <w:pPr>
+        <w:rPr>
+          <w:rFonts w:ascii="Courier New" w:hAnsi="Courier New" w:cs="Courier New"/>
+          <w:color w:val="E3E3E3"/>
+          <w:sz w:val="21"/>
+          <w:szCs w:val="21"/>
+          <w:shd w:val="clear" w:color="auto" w:fill="383838"/>
+        </w:rPr>
+      </w:pPr>
+      <w:r>
+        <w:rPr>
+          <w:rFonts w:ascii="Courier New" w:hAnsi="Courier New" w:cs="Courier New"/>
+          <w:color w:val="1F1F1F"/>
+          <w:sz w:val="21"/>
+          <w:szCs w:val="21"/>
+          <w:shd w:val="clear" w:color="auto" w:fill="FFFFFF"/>
+        </w:rPr>
+        <w:t>{'mse': 491.9521484375, 'psnr': 21.96976089477539, 'ssim': 0.7645760774612427, 'lpips': 0.15195205807685852, 'inception_score_mean': 3.7472646533028344, 'inception_score_std': 0.12071103034945724, 'frechet_inception_distance': 10.094589716235333, 'kernel_inception_distance_mean': 0.003951854705810547, 'kernel_inception_distance_std': 0.00027316716091199623, 'precision': 0.592199981212616, 'recall': 0.7178000211715698, 'f_score': 0.6489788676008792}</w:t>
+      </w:r>
+    </w:p>
+    <w:p>
+      <w:pPr>
+        <w:rPr>
+          <w:rFonts w:ascii="Courier New" w:hAnsi="Courier New" w:cs="Courier New"/>
+          <w:color w:val="E3E3E3"/>
+          <w:sz w:val="21"/>
+          <w:szCs w:val="21"/>
+          <w:shd w:val="clear" w:color="auto" w:fill="383838"/>
+        </w:rPr>
+      </w:pPr>
+    </w:p>
+    <w:p>
+      <w:r>
+        <w:t>Super_Resolution – Posterior conditioned on Y</w:t>
+      </w:r>
+    </w:p>
+    <w:p>
+      <w:pPr>
+        <w:rPr>
+          <w:rFonts w:ascii="Courier New" w:hAnsi="Courier New" w:cs="Courier New"/>
+          <w:color w:val="1F1F1F"/>
+          <w:sz w:val="21"/>
+          <w:szCs w:val="21"/>
+          <w:shd w:val="clear" w:color="auto" w:fill="FFFFFF"/>
+        </w:rPr>
+      </w:pPr>
+      <w:r>
+        <w:rPr>
+          <w:rFonts w:ascii="Courier New" w:hAnsi="Courier New" w:cs="Courier New"/>
+          <w:color w:val="1F1F1F"/>
+          <w:sz w:val="21"/>
+          <w:szCs w:val="21"/>
+          <w:shd w:val="clear" w:color="auto" w:fill="FFFFFF"/>
+        </w:rPr>
+        <w:t xml:space="preserve">{'mse': 492.9775390625, 'psnr': 21.913982391357422, 'ssim': 0.7664104700088501, 'lpips': 0.1555173248052597, 'inception_score_mean': 3.7472646533028344, 'inception_score_std': 0.12071103034945724, 'frechet_inception_distance': 9.771514910318189, </w:t>
+      </w:r>
+      <w:r>
+        <w:rPr>
+          <w:rFonts w:ascii="Courier New" w:hAnsi="Courier New" w:cs="Courier New"/>
+          <w:color w:val="1F1F1F"/>
+          <w:sz w:val="21"/>
+          <w:szCs w:val="21"/>
+          <w:shd w:val="clear" w:color="auto" w:fill="FFFFFF"/>
+        </w:rPr>
+        <w:lastRenderedPageBreak/>
+        <w:t>'kernel_inception_distance_mean': 0.003870103359222412, 'kernel_inception_distance_std': 0.00026716523196930225, 'precision': 0.6320000290870667, 'recall': 0.7038000226020813, 'f_score': 0.6659703811113531}</w:t>
+      </w:r>
+    </w:p>
+    <w:p>
+      <w:pPr>
+        <w:rPr>
+          <w:rFonts w:ascii="Courier New" w:hAnsi="Courier New" w:cs="Courier New"/>
+          <w:color w:val="E3E3E3"/>
+          <w:sz w:val="21"/>
+          <w:szCs w:val="21"/>
+          <w:shd w:val="clear" w:color="auto" w:fill="383838"/>
+        </w:rPr>
+      </w:pPr>
+    </w:p>
+    <w:p>
+      <w:r>
+        <w:t xml:space="preserve">Super_Resolution </w:t>
+      </w:r>
+      <w:r>
+        <w:t xml:space="preserve">– </w:t>
+      </w:r>
+      <w:r>
+        <w:t>Posterior conditioned on MMSE</w:t>
+      </w:r>
+    </w:p>
+    <w:p>
+      <w:r>
+        <w:rPr>
+          <w:rFonts w:ascii="Courier New" w:hAnsi="Courier New" w:cs="Courier New"/>
+          <w:color w:val="1F1F1F"/>
+          <w:sz w:val="21"/>
+          <w:szCs w:val="21"/>
+          <w:shd w:val="clear" w:color="auto" w:fill="FFFFFF"/>
+        </w:rPr>
+        <w:t>{'mse': 480.1539306640625, 'psnr': 22.046703338623047, 'ssim': 0.7695953249931335, 'lpips': 0.15530864894390106, 'inception_score_mean': 3.7472646533028344, 'inception_score_std': 0.12071103034945724, 'frechet_inception_distance': 9.737623314765386, 'kernel_inception_distance_mean': 0.0038196277618408204, 'kernel_inception_distance_std': 0.00029402276980540975, 'precision': 0.626800000667572, 'recall': 0.6881999969482422, 'f_score': 0.6560665541120511}</w:t>
+      </w:r>
+    </w:p>
+    <w:p/>
+    <w:p>
+      <w:r>
+        <w:t>Inpainting – PMRF</w:t>
+      </w:r>
+    </w:p>
+    <w:p>
+      <w:pPr>
+        <w:rPr>
+          <w:rFonts w:ascii="Courier New" w:hAnsi="Courier New" w:cs="Courier New"/>
+          <w:color w:val="E3E3E3"/>
+          <w:sz w:val="21"/>
+          <w:szCs w:val="21"/>
+          <w:shd w:val="clear" w:color="auto" w:fill="383838"/>
+        </w:rPr>
+      </w:pPr>
+      <w:r>
+        <w:rPr>
+          <w:rFonts w:ascii="Courier New" w:hAnsi="Courier New" w:cs="Courier New"/>
+          <w:color w:val="1F1F1F"/>
+          <w:sz w:val="21"/>
+          <w:szCs w:val="21"/>
+          <w:shd w:val="clear" w:color="auto" w:fill="FFFFFF"/>
+        </w:rPr>
+        <w:t>{'mse': 428.6705017089844, 'psnr': 22.569896697998047, 'ssim': 0.7986389398574829, 'lpips': 0.14214769005775452, 'inception_score_mean': 3.7472646533028344, 'inception_score_std': 0.12071103034945724, 'frechet_inception_distance': 12.90010570290724, 'kernel_inception_distance_mean': 0.0063449907302856445, 'kernel_inception_distance_std': 0.0003996069791385928, 'precision': 0.550000011920929, 'recall': 0.7089999914169312, 'f_score': 0.619459893085648}</w:t>
+      </w:r>
+    </w:p>
+    <w:p>
+      <w:pPr>
+        <w:rPr>
+          <w:rFonts w:ascii="Courier New" w:hAnsi="Courier New" w:cs="Courier New"/>
+          <w:color w:val="E3E3E3"/>
+          <w:sz w:val="21"/>
+          <w:szCs w:val="21"/>
+          <w:shd w:val="clear" w:color="auto" w:fill="383838"/>
+        </w:rPr>
+      </w:pPr>
+    </w:p>
+    <w:p>
+      <w:r>
+        <w:t xml:space="preserve">Inpainting </w:t>
+      </w:r>
+      <w:r>
+        <w:t>–</w:t>
+      </w:r>
+      <w:r>
+        <w:t xml:space="preserve"> MMSE</w:t>
+      </w:r>
+    </w:p>
+    <w:p>
+      <w:r>
+        <w:rPr>
+          <w:rFonts w:ascii="Courier New" w:hAnsi="Courier New" w:cs="Courier New"/>
+          <w:color w:val="1F1F1F"/>
+          <w:sz w:val="21"/>
+          <w:szCs w:val="21"/>
+          <w:shd w:val="clear" w:color="auto" w:fill="FFFFFF"/>
+        </w:rPr>
+        <w:t>{'mse': 322.7096252441406, 'psnr': 23.733339309692383, 'ssim': 0.8238215446472168, 'lpips': 0.16891692578792572, 'inception_score_mean': 3.7472646533028344, 'inception_score_std': 0.12071103034945724, 'frechet_inception_distance': 53.40666590541366, 'kernel_inception_distance_mean': 0.0369823431968689, 'kernel_inception_distance_std': 0.0009980895336217555, 'precision': 0.05900000035762787, 'recall': 0.45980000495910645, 'f_score': 0.10458057123751358}</w:t>
+      </w:r>
+    </w:p>
+    <w:p>
+      <w:pPr>
+        <w:rPr>
+          <w:rFonts w:ascii="Courier New" w:hAnsi="Courier New" w:cs="Courier New"/>
+          <w:color w:val="E3E3E3"/>
+          <w:sz w:val="21"/>
+          <w:szCs w:val="21"/>
+          <w:shd w:val="clear" w:color="auto" w:fill="383838"/>
+        </w:rPr>
+      </w:pPr>
+    </w:p>
+    <w:p>
+      <w:r>
+        <w:t xml:space="preserve">Inpainting </w:t>
+      </w:r>
+      <w:r>
+        <w:t>–</w:t>
+      </w:r>
+      <w:r>
+        <w:t xml:space="preserve"> </w:t>
+      </w:r>
+      <w:r>
+        <w:t>Naive Flow</w:t>
+      </w:r>
+    </w:p>
+    <w:p>
+      <w:r>
+        <w:rPr>
+          <w:rFonts w:ascii="Courier New" w:hAnsi="Courier New" w:cs="Courier New"/>
+          <w:color w:val="1F1F1F"/>
+          <w:sz w:val="21"/>
+          <w:szCs w:val="21"/>
+          <w:shd w:val="clear" w:color="auto" w:fill="FFFFFF"/>
+        </w:rPr>
+        <w:t>{'mse': 479.5409240722656, 'psnr': 22.108564376831055, 'ssim': 0.790683388710022, 'lpips': 0.1443365067243576, 'inception_score_mean': 3.7472646533028344, 'inception_score_std': 0.12071103034945724, 'frechet_inception_distance': 12.351180066704927, 'kernel_inception_distance_mean': 0.0058289837837219236, 'kernel_inception_distance_std': 0.0003497165141456533, 'precision': 0.5860000252723694, 'recall': 0.6848000288009644, 'f_score': 0.6315593596295631}</w:t>
+      </w:r>
+    </w:p>
+    <w:p>
+      <w:pPr>
+        <w:rPr>
+          <w:rFonts w:ascii="Courier New" w:hAnsi="Courier New" w:cs="Courier New"/>
+          <w:color w:val="E3E3E3"/>
+          <w:sz w:val="21"/>
+          <w:szCs w:val="21"/>
+          <w:shd w:val="clear" w:color="auto" w:fill="383838"/>
+        </w:rPr>
+      </w:pPr>
+    </w:p>
+    <w:p>
+      <w:r>
+        <w:t>Inpainting – Posterior conditioned on Y</w:t>
+      </w:r>
+    </w:p>
+    <w:p>
+      <w:r>
+        <w:rPr>
+          <w:rFonts w:ascii="Courier New" w:hAnsi="Courier New" w:cs="Courier New"/>
+          <w:color w:val="1F1F1F"/>
+          <w:sz w:val="21"/>
+          <w:szCs w:val="21"/>
+          <w:shd w:val="clear" w:color="auto" w:fill="FFFFFF"/>
+        </w:rPr>
+        <w:t>{'mse': 392.2001037597656, 'psnr': 23.039430618286133, 'ssim': 0.8153818845748901, 'lpips': 0.12746067345142365, 'inception_score_mean': 3.7472646533028344, 'inception_score_std': 0.12071103034945724, 'frechet_inception_distance': 7.685083638244691, 'kernel_inception_distance_mean': 0.0027424788475036623, 'kernel_inception_distance_std': 0.0002634698622491165, 'precision': 0.7585999965667725, 'recall': 0.8082000017166138, 'f_score': 0.7826149083472204}</w:t>
+      </w:r>
+    </w:p>
+    <w:p>
+      <w:pPr>
+        <w:rPr>
+          <w:rFonts w:ascii="Courier New" w:hAnsi="Courier New" w:cs="Courier New"/>
+          <w:color w:val="E3E3E3"/>
+          <w:sz w:val="21"/>
+          <w:szCs w:val="21"/>
+          <w:shd w:val="clear" w:color="auto" w:fill="383838"/>
+        </w:rPr>
+      </w:pPr>
+    </w:p>
+    <w:p>
+      <w:r>
+        <w:t xml:space="preserve">Inpainting </w:t>
+      </w:r>
+      <w:r>
+        <w:t>–</w:t>
+      </w:r>
+      <w:r>
+        <w:t xml:space="preserve"> </w:t>
+      </w:r>
+      <w:r>
+        <w:t>Posterior conditioned on MMSE</w:t>
+      </w:r>
+    </w:p>
+    <w:p>
+      <w:pPr>
+        <w:rPr>
+          <w:rFonts w:ascii="Courier New" w:hAnsi="Courier New" w:cs="Courier New"/>
+          <w:color w:val="1F1F1F"/>
+          <w:sz w:val="21"/>
+          <w:szCs w:val="21"/>
+          <w:shd w:val="clear" w:color="auto" w:fill="FFFFFF"/>
+        </w:rPr>
+      </w:pPr>
+      <w:r>
+        <w:rPr>
+          <w:rFonts w:ascii="Courier New" w:hAnsi="Courier New" w:cs="Courier New"/>
+          <w:color w:val="1F1F1F"/>
+          <w:sz w:val="21"/>
+          <w:szCs w:val="21"/>
+          <w:shd w:val="clear" w:color="auto" w:fill="FFFFFF"/>
+        </w:rPr>
+        <w:t xml:space="preserve">{'mse': 537.1643676757812, 'psnr': 21.509105682373047, 'ssim': 0.777831494808197, 'lpips': 0.1501849740743637, 'inception_score_mean': </w:t>
+      </w:r>
+      <w:r>
+        <w:rPr>
+          <w:rFonts w:ascii="Courier New" w:hAnsi="Courier New" w:cs="Courier New"/>
+          <w:color w:val="1F1F1F"/>
+          <w:sz w:val="21"/>
+          <w:szCs w:val="21"/>
+          <w:shd w:val="clear" w:color="auto" w:fill="FFFFFF"/>
+        </w:rPr>
+        <w:lastRenderedPageBreak/>
+        <w:t>3.7472646533028344, 'inception_score_std': 0.12071103034945724, 'frechet_inception_distance': 9.270757879834093, 'kernel_inception_distance_mean': 0.003612322807312012, 'kernel_inception_distance_std': 0.0003077534879609169, 'precision': 0.6273999810218811, 'recall': 0.7504000067710876, 'f_score': 0.6834097171987251}</w:t>
+      </w:r>
+    </w:p>
+    <w:p>
+      <w:pPr>
+        <w:rPr>
+          <w:rFonts w:ascii="Courier New" w:hAnsi="Courier New" w:cs="Courier New"/>
+          <w:color w:val="1F1F1F"/>
+          <w:sz w:val="21"/>
+          <w:szCs w:val="21"/>
+          <w:shd w:val="clear" w:color="auto" w:fill="FFFFFF"/>
+        </w:rPr>
+      </w:pPr>
+    </w:p>
+    <w:p>
+      <w:pPr>
+        <w:rPr>
+          <w:rFonts w:ascii="Courier New" w:hAnsi="Courier New" w:cs="Courier New"/>
+          <w:color w:val="1F1F1F"/>
+          <w:sz w:val="21"/>
+          <w:szCs w:val="21"/>
+          <w:shd w:val="clear" w:color="auto" w:fill="FFFFFF"/>
+        </w:rPr>
+      </w:pPr>
+    </w:p>
+    <w:p>
+      <w:pPr>
+        <w:rPr>
+          <w:rFonts w:ascii="Courier New" w:hAnsi="Courier New" w:cs="Courier New"/>
+          <w:color w:val="1F1F1F"/>
+          <w:sz w:val="21"/>
+          <w:szCs w:val="21"/>
+          <w:shd w:val="clear" w:color="auto" w:fill="FFFFFF"/>
+        </w:rPr>
+      </w:pPr>
+    </w:p>
+    <w:p>
+      <w:pPr>
+        <w:rPr>
+          <w:rFonts w:ascii="Courier New" w:hAnsi="Courier New" w:cs="Courier New"/>
+          <w:color w:val="1F1F1F"/>
+          <w:sz w:val="21"/>
+          <w:szCs w:val="21"/>
+          <w:shd w:val="clear" w:color="auto" w:fill="FFFFFF"/>
+        </w:rPr>
+      </w:pPr>
+    </w:p>
+    <w:p>
+      <w:pPr>
+        <w:rPr>
+          <w:rFonts w:ascii="Courier New" w:hAnsi="Courier New" w:cs="Courier New"/>
+          <w:color w:val="1F1F1F"/>
+          <w:sz w:val="21"/>
+          <w:szCs w:val="21"/>
+          <w:shd w:val="clear" w:color="auto" w:fill="FFFFFF"/>
+        </w:rPr>
+      </w:pPr>
+    </w:p>
+    <w:p>
+      <w:pPr>
+        <w:rPr>
+          <w:rFonts w:ascii="Courier New" w:hAnsi="Courier New" w:cs="Courier New"/>
+          <w:color w:val="1F1F1F"/>
+          <w:sz w:val="21"/>
+          <w:szCs w:val="21"/>
+          <w:shd w:val="clear" w:color="auto" w:fill="FFFFFF"/>
+        </w:rPr>
+      </w:pPr>
+    </w:p>
+    <w:p>
+      <w:pPr>
+        <w:rPr>
+          <w:rFonts w:ascii="Courier New" w:hAnsi="Courier New" w:cs="Courier New"/>
+          <w:color w:val="1F1F1F"/>
+          <w:sz w:val="21"/>
+          <w:szCs w:val="21"/>
+          <w:shd w:val="clear" w:color="auto" w:fill="FFFFFF"/>
+        </w:rPr>
+      </w:pPr>
+    </w:p>
+    <w:p>
+      <w:pPr>
+        <w:rPr>
+          <w:rFonts w:ascii="Courier New" w:hAnsi="Courier New" w:cs="Courier New"/>
+          <w:color w:val="1F1F1F"/>
+          <w:sz w:val="21"/>
+          <w:szCs w:val="21"/>
+          <w:shd w:val="clear" w:color="auto" w:fill="FFFFFF"/>
+        </w:rPr>
+      </w:pPr>
+    </w:p>
+    <w:p>
+      <w:pPr>
+        <w:rPr>
+          <w:rFonts w:ascii="Courier New" w:hAnsi="Courier New" w:cs="Courier New"/>
+          <w:color w:val="1F1F1F"/>
+          <w:sz w:val="21"/>
+          <w:szCs w:val="21"/>
+          <w:shd w:val="clear" w:color="auto" w:fill="FFFFFF"/>
+        </w:rPr>
+      </w:pPr>
+    </w:p>
+    <w:p>
+      <w:pPr>
+        <w:rPr>
+          <w:rFonts w:ascii="Courier New" w:hAnsi="Courier New" w:cs="Courier New"/>
+          <w:color w:val="1F1F1F"/>
+          <w:sz w:val="21"/>
+          <w:szCs w:val="21"/>
+          <w:shd w:val="clear" w:color="auto" w:fill="FFFFFF"/>
+        </w:rPr>
+      </w:pPr>
+    </w:p>
+    <w:p>
+      <w:pPr>
+        <w:rPr>
+          <w:rFonts w:ascii="Courier New" w:hAnsi="Courier New" w:cs="Courier New"/>
+          <w:color w:val="1F1F1F"/>
+          <w:sz w:val="21"/>
+          <w:szCs w:val="21"/>
+          <w:shd w:val="clear" w:color="auto" w:fill="FFFFFF"/>
+        </w:rPr>
+      </w:pPr>
+    </w:p>
+    <w:p>
+      <w:pPr>
+        <w:rPr>
+          <w:rFonts w:ascii="Courier New" w:hAnsi="Courier New" w:cs="Courier New"/>
+          <w:color w:val="1F1F1F"/>
+          <w:sz w:val="21"/>
+          <w:szCs w:val="21"/>
+          <w:shd w:val="clear" w:color="auto" w:fill="FFFFFF"/>
+        </w:rPr>
+      </w:pPr>
+    </w:p>
+    <w:p>
+      <w:pPr>
+        <w:rPr>
+          <w:rFonts w:ascii="Courier New" w:hAnsi="Courier New" w:cs="Courier New"/>
+          <w:color w:val="1F1F1F"/>
+          <w:sz w:val="21"/>
+          <w:szCs w:val="21"/>
+          <w:shd w:val="clear" w:color="auto" w:fill="FFFFFF"/>
+        </w:rPr>
+      </w:pPr>
+    </w:p>
+    <w:p>
+      <w:pPr>
+        <w:rPr>
+          <w:rFonts w:ascii="Courier New" w:hAnsi="Courier New" w:cs="Courier New"/>
+          <w:color w:val="1F1F1F"/>
+          <w:sz w:val="21"/>
+          <w:szCs w:val="21"/>
+          <w:shd w:val="clear" w:color="auto" w:fill="FFFFFF"/>
+        </w:rPr>
+      </w:pPr>
+    </w:p>
+    <w:p>
+      <w:pPr>
+        <w:rPr>
+          <w:rFonts w:ascii="Courier New" w:hAnsi="Courier New" w:cs="Courier New"/>
+          <w:color w:val="1F1F1F"/>
+          <w:sz w:val="21"/>
+          <w:szCs w:val="21"/>
+          <w:shd w:val="clear" w:color="auto" w:fill="FFFFFF"/>
+        </w:rPr>
+      </w:pPr>
+    </w:p>
+    <w:p>
+      <w:pPr>
+        <w:rPr>
+          <w:rFonts w:ascii="Courier New" w:hAnsi="Courier New" w:cs="Courier New"/>
+          <w:color w:val="1F1F1F"/>
+          <w:sz w:val="21"/>
+          <w:szCs w:val="21"/>
+          <w:shd w:val="clear" w:color="auto" w:fill="FFFFFF"/>
+        </w:rPr>
+      </w:pPr>
+    </w:p>
+    <w:p>
+      <w:pPr>
+        <w:rPr>
+          <w:rFonts w:ascii="Courier New" w:hAnsi="Courier New" w:cs="Courier New"/>
+          <w:color w:val="1F1F1F"/>
+          <w:sz w:val="21"/>
+          <w:szCs w:val="21"/>
+          <w:shd w:val="clear" w:color="auto" w:fill="FFFFFF"/>
+        </w:rPr>
+      </w:pPr>
+    </w:p>
+    <w:p>
+      <w:pPr>
+        <w:rPr>
+          <w:rFonts w:ascii="Courier New" w:hAnsi="Courier New" w:cs="Courier New"/>
+          <w:color w:val="1F1F1F"/>
+          <w:sz w:val="21"/>
+          <w:szCs w:val="21"/>
+          <w:shd w:val="clear" w:color="auto" w:fill="FFFFFF"/>
+        </w:rPr>
+      </w:pPr>
+    </w:p>
+    <w:p>
+      <w:pPr>
+        <w:rPr>
+          <w:rFonts w:ascii="Courier New" w:hAnsi="Courier New" w:cs="Courier New"/>
+          <w:color w:val="1F1F1F"/>
+          <w:sz w:val="21"/>
+          <w:szCs w:val="21"/>
+          <w:shd w:val="clear" w:color="auto" w:fill="FFFFFF"/>
+        </w:rPr>
+      </w:pPr>
+    </w:p>
+    <w:p>
+      <w:pPr>
+        <w:rPr>
+          <w:rFonts w:ascii="Courier New" w:hAnsi="Courier New" w:cs="Courier New"/>
+          <w:color w:val="1F1F1F"/>
+          <w:sz w:val="21"/>
+          <w:szCs w:val="21"/>
+          <w:shd w:val="clear" w:color="auto" w:fill="FFFFFF"/>
+        </w:rPr>
+      </w:pPr>
+    </w:p>
+    <w:p>
+      <w:pPr>
+        <w:rPr>
+          <w:rFonts w:ascii="Courier New" w:hAnsi="Courier New" w:cs="Courier New"/>
+          <w:color w:val="1F1F1F"/>
+          <w:sz w:val="21"/>
+          <w:szCs w:val="21"/>
+          <w:shd w:val="clear" w:color="auto" w:fill="FFFFFF"/>
+        </w:rPr>
+      </w:pPr>
+    </w:p>
+    <w:p>
+      <w:pPr>
+        <w:rPr>
+          <w:rFonts w:ascii="Courier New" w:hAnsi="Courier New" w:cs="Courier New"/>
+          <w:color w:val="1F1F1F"/>
+          <w:sz w:val="21"/>
+          <w:szCs w:val="21"/>
+          <w:shd w:val="clear" w:color="auto" w:fill="FFFFFF"/>
+        </w:rPr>
+      </w:pPr>
+    </w:p>
+    <w:p>
+      <w:pPr>
+        <w:rPr>
+          <w:rFonts w:ascii="Courier New" w:hAnsi="Courier New" w:cs="Courier New"/>
+          <w:color w:val="1F1F1F"/>
+          <w:sz w:val="21"/>
+          <w:szCs w:val="21"/>
+          <w:shd w:val="clear" w:color="auto" w:fill="FFFFFF"/>
+        </w:rPr>
+      </w:pPr>
+    </w:p>
+    <w:p>
+      <w:pPr>
+        <w:rPr>
+          <w:rFonts w:ascii="Courier New" w:hAnsi="Courier New" w:cs="Courier New"/>
+          <w:color w:val="1F1F1F"/>
+          <w:sz w:val="21"/>
+          <w:szCs w:val="21"/>
+          <w:shd w:val="clear" w:color="auto" w:fill="FFFFFF"/>
+        </w:rPr>
+      </w:pPr>
+    </w:p>
+    <w:p>
+      <w:pPr>
+        <w:rPr>
+          <w:rFonts w:ascii="Courier New" w:hAnsi="Courier New" w:cs="Courier New"/>
+          <w:color w:val="1F1F1F"/>
+          <w:sz w:val="21"/>
+          <w:szCs w:val="21"/>
+          <w:shd w:val="clear" w:color="auto" w:fill="FFFFFF"/>
+        </w:rPr>
+      </w:pPr>
+    </w:p>
+    <w:p>
+      <w:pPr>
+        <w:rPr>
+          <w:rFonts w:ascii="Courier New" w:hAnsi="Courier New" w:cs="Courier New"/>
+          <w:color w:val="1F1F1F"/>
+          <w:sz w:val="21"/>
+          <w:szCs w:val="21"/>
+          <w:shd w:val="clear" w:color="auto" w:fill="FFFFFF"/>
+        </w:rPr>
+      </w:pPr>
+    </w:p>
+    <w:p>
+      <w:pPr>
+        <w:rPr>
+          <w:rFonts w:ascii="Courier New" w:hAnsi="Courier New" w:cs="Courier New"/>
+          <w:color w:val="1F1F1F"/>
+          <w:sz w:val="21"/>
+          <w:szCs w:val="21"/>
+          <w:shd w:val="clear" w:color="auto" w:fill="FFFFFF"/>
+        </w:rPr>
+      </w:pPr>
+    </w:p>
+    <w:p>
+      <w:pPr>
+        <w:rPr>
+          <w:rFonts w:ascii="Courier New" w:hAnsi="Courier New" w:cs="Courier New"/>
+          <w:color w:val="1F1F1F"/>
+          <w:sz w:val="21"/>
+          <w:szCs w:val="21"/>
+          <w:shd w:val="clear" w:color="auto" w:fill="FFFFFF"/>
+        </w:rPr>
+      </w:pPr>
+    </w:p>
+    <w:p>
+      <w:pPr>
+        <w:rPr>
+          <w:rFonts w:ascii="Courier New" w:hAnsi="Courier New" w:cs="Courier New"/>
+          <w:color w:val="1F1F1F"/>
+          <w:sz w:val="21"/>
+          <w:szCs w:val="21"/>
+          <w:shd w:val="clear" w:color="auto" w:fill="FFFFFF"/>
+        </w:rPr>
+      </w:pPr>
+    </w:p>
+    <w:p>
+      <w:pPr>
+        <w:rPr>
+          <w:rFonts w:ascii="Courier New" w:hAnsi="Courier New" w:cs="Courier New"/>
+          <w:color w:val="1F1F1F"/>
+          <w:sz w:val="21"/>
+          <w:szCs w:val="21"/>
+          <w:shd w:val="clear" w:color="auto" w:fill="FFFFFF"/>
+        </w:rPr>
+      </w:pPr>
+    </w:p>
+    <w:p>
+      <w:pPr>
+        <w:rPr>
+          <w:rFonts w:ascii="Courier New" w:hAnsi="Courier New" w:cs="Courier New"/>
+          <w:color w:val="1F1F1F"/>
+          <w:sz w:val="21"/>
+          <w:szCs w:val="21"/>
+          <w:shd w:val="clear" w:color="auto" w:fill="FFFFFF"/>
+        </w:rPr>
+      </w:pPr>
+    </w:p>
+    <w:p>
+      <w:pPr>
+        <w:rPr>
+          <w:rFonts w:ascii="Courier New" w:hAnsi="Courier New" w:cs="Courier New"/>
+          <w:color w:val="1F1F1F"/>
+          <w:sz w:val="21"/>
+          <w:szCs w:val="21"/>
+          <w:shd w:val="clear" w:color="auto" w:fill="FFFFFF"/>
+        </w:rPr>
+      </w:pPr>
+    </w:p>
+    <w:p>
+      <w:pPr>
+        <w:rPr>
+          <w:rFonts w:ascii="Courier New" w:hAnsi="Courier New" w:cs="Courier New"/>
+          <w:color w:val="1F1F1F"/>
+          <w:sz w:val="21"/>
+          <w:szCs w:val="21"/>
+          <w:shd w:val="clear" w:color="auto" w:fill="FFFFFF"/>
+        </w:rPr>
+      </w:pPr>
+    </w:p>
+    <w:p>
+      <w:pPr>
+        <w:rPr>
+          <w:rFonts w:ascii="Courier New" w:hAnsi="Courier New" w:cs="Courier New"/>
+          <w:color w:val="1F1F1F"/>
+          <w:sz w:val="21"/>
+          <w:szCs w:val="21"/>
+          <w:shd w:val="clear" w:color="auto" w:fill="FFFFFF"/>
+        </w:rPr>
+      </w:pPr>
+    </w:p>
+    <w:p>
+      <w:pPr>
+        <w:rPr>
+          <w:rFonts w:ascii="Courier New" w:hAnsi="Courier New" w:cs="Courier New"/>
+          <w:color w:val="1F1F1F"/>
+          <w:sz w:val="21"/>
+          <w:szCs w:val="21"/>
+          <w:shd w:val="clear" w:color="auto" w:fill="FFFFFF"/>
+        </w:rPr>
+      </w:pPr>
+    </w:p>
+    <w:p>
+      <w:pPr>
+        <w:rPr>
+          <w:rFonts w:ascii="Courier New" w:hAnsi="Courier New" w:cs="Courier New"/>
+          <w:color w:val="1F1F1F"/>
+          <w:sz w:val="21"/>
+          <w:szCs w:val="21"/>
+          <w:shd w:val="clear" w:color="auto" w:fill="FFFFFF"/>
+        </w:rPr>
+      </w:pPr>
+    </w:p>
+    <w:p>
+      <w:pPr>
+        <w:rPr>
+          <w:rFonts w:ascii="Courier New" w:hAnsi="Courier New" w:cs="Courier New"/>
+          <w:color w:val="1F1F1F"/>
+          <w:sz w:val="21"/>
+          <w:szCs w:val="21"/>
+          <w:shd w:val="clear" w:color="auto" w:fill="FFFFFF"/>
+        </w:rPr>
+      </w:pPr>
+    </w:p>
+    <w:p>
+      <w:pPr>
+        <w:rPr>
+          <w:rFonts w:ascii="Courier New" w:hAnsi="Courier New" w:cs="Courier New"/>
+          <w:color w:val="1F1F1F"/>
+          <w:sz w:val="21"/>
+          <w:szCs w:val="21"/>
+          <w:shd w:val="clear" w:color="auto" w:fill="FFFFFF"/>
+        </w:rPr>
+      </w:pPr>
+    </w:p>
+    <w:p>
+      <w:pPr>
+        <w:rPr>
+          <w:rFonts w:ascii="Courier New" w:hAnsi="Courier New" w:cs="Courier New"/>
+          <w:color w:val="1F1F1F"/>
+          <w:sz w:val="21"/>
+          <w:szCs w:val="21"/>
+          <w:shd w:val="clear" w:color="auto" w:fill="FFFFFF"/>
+        </w:rPr>
+      </w:pPr>
+    </w:p>
+    <w:p>
+      <w:pPr>
+        <w:rPr>
+          <w:rFonts w:ascii="Courier New" w:hAnsi="Courier New" w:cs="Courier New"/>
+          <w:color w:val="1F1F1F"/>
+          <w:sz w:val="21"/>
+          <w:szCs w:val="21"/>
+          <w:shd w:val="clear" w:color="auto" w:fill="FFFFFF"/>
+        </w:rPr>
+      </w:pPr>
+    </w:p>
+    <w:p>
+      <w:pPr>
+        <w:rPr>
+          <w:rFonts w:ascii="Courier New" w:hAnsi="Courier New" w:cs="Courier New"/>
+          <w:color w:val="1F1F1F"/>
+          <w:sz w:val="21"/>
+          <w:szCs w:val="21"/>
+          <w:shd w:val="clear" w:color="auto" w:fill="FFFFFF"/>
+        </w:rPr>
+      </w:pPr>
+    </w:p>
+    <w:p>
+      <w:pPr>
+        <w:rPr>
+          <w:rFonts w:ascii="Courier New" w:hAnsi="Courier New" w:cs="Courier New"/>
+          <w:color w:val="1F1F1F"/>
+          <w:sz w:val="21"/>
+          <w:szCs w:val="21"/>
+          <w:shd w:val="clear" w:color="auto" w:fill="FFFFFF"/>
+        </w:rPr>
+      </w:pPr>
+    </w:p>
+    <w:p>
+      <w:pPr>
+        <w:rPr>
+          <w:rFonts w:ascii="Courier New" w:hAnsi="Courier New" w:cs="Courier New"/>
+          <w:color w:val="1F1F1F"/>
+          <w:sz w:val="21"/>
+          <w:szCs w:val="21"/>
+          <w:shd w:val="clear" w:color="auto" w:fill="FFFFFF"/>
+        </w:rPr>
+      </w:pPr>
+    </w:p>
+    <w:p>
+      <w:pPr>
+        <w:rPr>
+          <w:rFonts w:ascii="Courier New" w:hAnsi="Courier New" w:cs="Courier New"/>
+          <w:color w:val="1F1F1F"/>
+          <w:sz w:val="21"/>
+          <w:szCs w:val="21"/>
+          <w:shd w:val="clear" w:color="auto" w:fill="FFFFFF"/>
+        </w:rPr>
+      </w:pPr>
+    </w:p>
+    <w:p>
+      <w:pPr>
+        <w:rPr>
+          <w:rFonts w:ascii="Courier New" w:hAnsi="Courier New" w:cs="Courier New"/>
+          <w:color w:val="1F1F1F"/>
+          <w:sz w:val="21"/>
+          <w:szCs w:val="21"/>
+          <w:shd w:val="clear" w:color="auto" w:fill="FFFFFF"/>
+        </w:rPr>
+      </w:pPr>
+    </w:p>
+    <w:p>
+      <w:pPr>
+        <w:rPr>
+          <w:rFonts w:ascii="Courier New" w:hAnsi="Courier New" w:cs="Courier New"/>
+          <w:color w:val="1F1F1F"/>
+          <w:sz w:val="21"/>
+          <w:szCs w:val="21"/>
+          <w:shd w:val="clear" w:color="auto" w:fill="FFFFFF"/>
+        </w:rPr>
+      </w:pPr>
+    </w:p>
+    <w:p>
+      <w:pPr>
+        <w:rPr>
+          <w:rFonts w:ascii="Courier New" w:hAnsi="Courier New" w:cs="Courier New"/>
+          <w:color w:val="1F1F1F"/>
+          <w:sz w:val="21"/>
+          <w:szCs w:val="21"/>
+          <w:shd w:val="clear" w:color="auto" w:fill="FFFFFF"/>
+        </w:rPr>
+      </w:pPr>
+    </w:p>
+    <w:p>
+      <w:pPr>
+        <w:rPr>
+          <w:rFonts w:ascii="Courier New" w:hAnsi="Courier New" w:cs="Courier New"/>
+          <w:color w:val="1F1F1F"/>
+          <w:sz w:val="21"/>
+          <w:szCs w:val="21"/>
+          <w:shd w:val="clear" w:color="auto" w:fill="FFFFFF"/>
+        </w:rPr>
+      </w:pPr>
+    </w:p>
+    <w:p>
+      <w:pPr>
+        <w:rPr>
+          <w:rFonts w:ascii="Courier New" w:hAnsi="Courier New" w:cs="Courier New"/>
+          <w:color w:val="1F1F1F"/>
+          <w:sz w:val="21"/>
+          <w:szCs w:val="21"/>
+          <w:shd w:val="clear" w:color="auto" w:fill="FFFFFF"/>
+        </w:rPr>
+      </w:pPr>
+    </w:p>
+    <w:p>
+      <w:pPr>
+        <w:rPr>
+          <w:rFonts w:ascii="Courier New" w:hAnsi="Courier New" w:cs="Courier New"/>
+          <w:color w:val="1F1F1F"/>
+          <w:sz w:val="21"/>
+          <w:szCs w:val="21"/>
+          <w:shd w:val="clear" w:color="auto" w:fill="FFFFFF"/>
+        </w:rPr>
+      </w:pPr>
+    </w:p>
+    <w:p>
+      <w:pPr>
+        <w:rPr>
+          <w:rFonts w:ascii="Courier New" w:hAnsi="Courier New" w:cs="Courier New"/>
+          <w:color w:val="1F1F1F"/>
+          <w:sz w:val="21"/>
+          <w:szCs w:val="21"/>
+          <w:shd w:val="clear" w:color="auto" w:fill="FFFFFF"/>
+        </w:rPr>
+      </w:pPr>
+    </w:p>
+    <w:p>
+      <w:pPr>
+        <w:rPr>
+          <w:rFonts w:ascii="Courier New" w:hAnsi="Courier New" w:cs="Courier New"/>
+          <w:color w:val="1F1F1F"/>
+          <w:sz w:val="21"/>
+          <w:szCs w:val="21"/>
+          <w:shd w:val="clear" w:color="auto" w:fill="FFFFFF"/>
+        </w:rPr>
+      </w:pPr>
+    </w:p>
+    <w:p>
+      <w:pPr>
+        <w:rPr>
+          <w:rFonts w:ascii="Courier New" w:hAnsi="Courier New" w:cs="Courier New"/>
+          <w:color w:val="1F1F1F"/>
+          <w:sz w:val="21"/>
+          <w:szCs w:val="21"/>
+          <w:shd w:val="clear" w:color="auto" w:fill="FFFFFF"/>
+        </w:rPr>
+      </w:pPr>
+    </w:p>
+    <w:p>
+      <w:pPr>
+        <w:pStyle w:val="Titel"/>
+      </w:pPr>
+      <w:r>
+        <w:lastRenderedPageBreak/>
+        <w:t>OPTIMIZED RUN – IMAGENET</w:t>
+      </w:r>
+    </w:p>
+    <w:p>
+      <w:pPr>
+        <w:pStyle w:val="berschrift1"/>
+      </w:pPr>
+      <w:r>
+        <w:t>Colorization</w:t>
+      </w:r>
+    </w:p>
+    <w:p>
+      <w:r>
+        <w:t>MMSE</w:t>
+      </w:r>
+    </w:p>
+    <w:p>
+      <w:pPr>
+        <w:rPr>
+          <w:rFonts w:ascii="Courier New" w:hAnsi="Courier New" w:cs="Courier New"/>
+          <w:color w:val="1F1F1F"/>
+          <w:sz w:val="21"/>
+          <w:szCs w:val="21"/>
+          <w:shd w:val="clear" w:color="auto" w:fill="FFFFFF"/>
+        </w:rPr>
+      </w:pPr>
+      <w:r>
+        <w:rPr>
+          <w:rFonts w:ascii="Courier New" w:hAnsi="Courier New" w:cs="Courier New"/>
+          <w:color w:val="1F1F1F"/>
+          <w:sz w:val="21"/>
+          <w:szCs w:val="21"/>
+          <w:shd w:val="clear" w:color="auto" w:fill="FFFFFF"/>
+        </w:rPr>
+        <w:t>{'mse': 464.6837463378906, 'psnr': 23.23467254638672, 'ssim': 0.8624331951141357, 'lpips': 0.28330206871032715, 'inception_score_mean': 106.79052277036271, 'inception_score_std': 5.417253310063823, 'frechet_inception_distance': 28.873892767009067, 'kernel_inception_distance_mean': 0.017664775848388672, 'kernel_inception_distance_std': 0.0013844629884858354, 'precision': 0.784600019454956, 'recall': 0.9422000050544739, 'f_score': 0.8562081674815993}</w:t>
+      </w:r>
+    </w:p>
+    <w:p/>
+    <w:p>
+      <w:r>
+        <w:t>PMRF</w:t>
+      </w:r>
+    </w:p>
+    <w:p>
+      <w:pPr>
+        <w:rPr>
+          <w:rFonts w:ascii="Courier New" w:hAnsi="Courier New" w:cs="Courier New"/>
+          <w:color w:val="1F1F1F"/>
+          <w:sz w:val="21"/>
+          <w:szCs w:val="21"/>
+          <w:shd w:val="clear" w:color="auto" w:fill="FFFFFF"/>
+        </w:rPr>
+      </w:pPr>
+      <w:r>
+        <w:rPr>
+          <w:rFonts w:ascii="Courier New" w:hAnsi="Courier New" w:cs="Courier New"/>
+          <w:color w:val="1F1F1F"/>
+          <w:sz w:val="21"/>
+          <w:szCs w:val="21"/>
+          <w:shd w:val="clear" w:color="auto" w:fill="FFFFFF"/>
+        </w:rPr>
+        <w:t>{'mse': 482.2525939941406, 'psnr': 22.943099975585938, 'ssim': 0.8472457528114319, 'lpips': 0.29875314235687256, 'inception_score_mean': 106.79052277036271, 'inception_score_std': 5.417253310063823, 'frechet_inception_distance': 28.296996325950715, 'kernel_inception_distance_mean': 0.01665663480758667, 'kernel_inception_distance_std': 0.0013150635005031005, 'precision': 0.8162000179290771, 'recall': 0.9426000118255615, 'f_score': 0.874858009479679}</w:t>
+      </w:r>
+    </w:p>
+    <w:p/>
+    <w:p>
+      <w:r>
+        <w:t>Naive Flow</w:t>
+      </w:r>
+    </w:p>
+    <w:p>
+      <w:r>
+        <w:rPr>
+          <w:rFonts w:ascii="Courier New" w:hAnsi="Courier New" w:cs="Courier New"/>
+          <w:color w:val="1F1F1F"/>
+          <w:sz w:val="21"/>
+          <w:szCs w:val="21"/>
+          <w:shd w:val="clear" w:color="auto" w:fill="FFFFFF"/>
+        </w:rPr>
+        <w:t>{'mse': 835.1998901367188, 'psnr': 20.847164154052734, 'ssim': 0.8320767283439636, 'lpips': 0.33410727977752686, 'inception_score_mean': 106.79052277036271, 'inception_score_std': 5.417253310063823, 'frechet_inception_distance': 32.686839710216304, 'kernel_inception_distance_mean': 0.021515569686889648, 'kernel_inception_distance_std': 0.0014937569659526498, 'precision': 0.7437999844551086, 'recall': 0.9014000296592712, 'f_score': 0.815051449424298}</w:t>
+      </w:r>
+    </w:p>
+    <w:p/>
+    <w:p>
+      <w:r>
+        <w:t>Posterior conditioned on Y</w:t>
+      </w:r>
+    </w:p>
+    <w:p>
+      <w:r>
+        <w:rPr>
+          <w:rFonts w:ascii="Courier New" w:hAnsi="Courier New" w:cs="Courier New"/>
+          <w:color w:val="1F1F1F"/>
+          <w:sz w:val="21"/>
+          <w:szCs w:val="21"/>
+          <w:shd w:val="clear" w:color="auto" w:fill="FFFFFF"/>
+        </w:rPr>
+        <w:t>{'mse': 602.7420043945312, 'psnr': 21.808835983276367, 'ssim': 0.8324562311172485, 'lpips': 0.31423985958099365, 'inception_score_mean': 106.79052277036271, 'inception_score_std': 5.417253310063823, 'frechet_inception_distance': 26.342621585039353, 'kernel_inception_distance_mean': 0.01595371961593628, 'kernel_inception_distance_std': 0.0013243736052717693, 'precision': 0.8407999873161316, 'recall': 0.9344000220298767, 'f_score': 0.8851324048385376}</w:t>
+      </w:r>
+    </w:p>
+    <w:p/>
+    <w:p>
+      <w:r>
+        <w:t>Posterior conditioned on MMSE</w:t>
+      </w:r>
+    </w:p>
+    <w:p>
+      <w:r>
+        <w:rPr>
+          <w:rFonts w:ascii="Courier New" w:hAnsi="Courier New" w:cs="Courier New"/>
+          <w:color w:val="1F1F1F"/>
+          <w:sz w:val="21"/>
+          <w:szCs w:val="21"/>
+          <w:shd w:val="clear" w:color="auto" w:fill="FFFFFF"/>
+        </w:rPr>
+        <w:t>{'mse': 486.7349853515625, 'psnr': 22.853910446166992, 'ssim': 0.8413915634155273, 'lpips': 0.3027102053165436, 'inception_score_mean': 106.79052277036271, 'inception_score_std': 5.417253310063823, 'frechet_inception_distance': 29.24363316175163, 'kernel_inception_distance_mean': 0.017801687717437745, 'kernel_inception_distance_std': 0.001355360449070502, 'precision': 0.7861999869346619, 'recall': 0.9301999807357788, 'f_score': 0.8521594342531595}</w:t>
+      </w:r>
+    </w:p>
+    <w:p>
+      <w:pPr>
+        <w:pStyle w:val="berschrift1"/>
+      </w:pPr>
+      <w:r>
+        <w:lastRenderedPageBreak/>
+        <w:t>Gaussian Noise</w:t>
+      </w:r>
+    </w:p>
+    <w:p>
+      <w:r>
+        <w:t>MMSE</w:t>
+      </w:r>
+    </w:p>
+    <w:p>
+      <w:pPr>
+        <w:rPr>
+          <w:rFonts w:ascii="Courier New" w:hAnsi="Courier New" w:cs="Courier New"/>
+          <w:color w:val="1F1F1F"/>
+          <w:sz w:val="21"/>
+          <w:szCs w:val="21"/>
+          <w:shd w:val="clear" w:color="auto" w:fill="FFFFFF"/>
+        </w:rPr>
+      </w:pPr>
+      <w:r>
+        <w:rPr>
+          <w:rFonts w:ascii="Courier New" w:hAnsi="Courier New" w:cs="Courier New"/>
+          <w:color w:val="1F1F1F"/>
+          <w:sz w:val="21"/>
+          <w:szCs w:val="21"/>
+          <w:shd w:val="clear" w:color="auto" w:fill="FFFFFF"/>
+        </w:rPr>
+        <w:t>{'mse': 161.32965087890625, 'psnr': 26.641342163085938, 'ssim': 0.7902304530143738, 'lpips': 0.23918302357196808, 'inception_score_mean': 106.79052277036271, 'inception_score_std': 5.417253310063823, 'frechet_inception_distance': 24.707757512543992, 'kernel_inception_distance_mean': 0.014117250442504883, 'kernel_inception_distance_std': 0.0012005062694064959, 'precision': 0.902400016784668, 'recall': 0.9685999751091003, 'f_score': 0.9343288482982621}</w:t>
+      </w:r>
+    </w:p>
+    <w:p>
+      <w:pPr>
+        <w:rPr>
+          <w:rFonts w:ascii="Courier New" w:hAnsi="Courier New" w:cs="Courier New"/>
+          <w:color w:val="1F1F1F"/>
+          <w:sz w:val="21"/>
+          <w:szCs w:val="21"/>
+          <w:shd w:val="clear" w:color="auto" w:fill="FFFFFF"/>
+        </w:rPr>
+      </w:pPr>
+    </w:p>
+    <w:p>
+      <w:r>
+        <w:t>PMRF</w:t>
+      </w:r>
+    </w:p>
+    <w:p>
+      <w:pPr>
+        <w:rPr>
+          <w:rFonts w:ascii="Courier New" w:hAnsi="Courier New" w:cs="Courier New"/>
+          <w:color w:val="1F1F1F"/>
+          <w:sz w:val="21"/>
+          <w:szCs w:val="21"/>
+          <w:shd w:val="clear" w:color="auto" w:fill="FFFFFF"/>
+        </w:rPr>
+      </w:pPr>
+      <w:r>
+        <w:rPr>
+          <w:rFonts w:ascii="Courier New" w:hAnsi="Courier New" w:cs="Courier New"/>
+          <w:color w:val="1F1F1F"/>
+          <w:sz w:val="21"/>
+          <w:szCs w:val="21"/>
+          <w:shd w:val="clear" w:color="auto" w:fill="FFFFFF"/>
+        </w:rPr>
+        <w:t>{'mse': 186.7815399169922, 'psnr': 26.004188537597656, 'ssim': 0.7706260085105896, 'lpips': 0.23010201752185822, 'inception_score_mean': 106.79052277036271, 'inception_score_std': 5.417253310063823, 'frechet_inception_distance': 20.2032076704196, 'kernel_inception_distance_mean': 0.010814104080200195, 'kernel_inception_distance_std': 0.0010040646670063282, 'precision': 0.9553999900817871, 'recall': 0.989799976348877, 'f_score': 0.9722958090749871}</w:t>
+      </w:r>
+    </w:p>
+    <w:p>
+      <w:pPr>
+        <w:rPr>
+          <w:rFonts w:ascii="Courier New" w:hAnsi="Courier New" w:cs="Courier New"/>
+          <w:color w:val="1F1F1F"/>
+          <w:sz w:val="21"/>
+          <w:szCs w:val="21"/>
+          <w:shd w:val="clear" w:color="auto" w:fill="FFFFFF"/>
+        </w:rPr>
+      </w:pPr>
+    </w:p>
+    <w:p>
+      <w:pPr>
+        <w:shd w:val="clear" w:color="auto" w:fill="FFFFFF"/>
+        <w:spacing w:before="120" w:after="120"/>
+        <w:outlineLvl w:val="3"/>
+        <w:rPr>
+          <w:rFonts w:ascii="Noto" w:hAnsi="Noto" w:cs="Noto"/>
+          <w:color w:val="1F1F1F"/>
+          <w:sz w:val="27"/>
+          <w:szCs w:val="27"/>
+        </w:rPr>
+      </w:pPr>
+      <w:r>
+        <w:rPr>
+          <w:rFonts w:ascii="Noto" w:hAnsi="Noto" w:cs="Noto"/>
+          <w:color w:val="1F1F1F"/>
+          <w:sz w:val="27"/>
+          <w:szCs w:val="27"/>
+        </w:rPr>
+        <w:t>Naive Flow</w:t>
+      </w:r>
+    </w:p>
+    <w:p>
+      <w:pPr>
+        <w:rPr>
+          <w:rFonts w:ascii="Courier New" w:hAnsi="Courier New" w:cs="Courier New"/>
+          <w:color w:val="1F1F1F"/>
+          <w:sz w:val="21"/>
+          <w:szCs w:val="21"/>
+          <w:shd w:val="clear" w:color="auto" w:fill="FFFFFF"/>
+        </w:rPr>
+      </w:pPr>
+      <w:r>
+        <w:rPr>
+          <w:rFonts w:ascii="Courier New" w:hAnsi="Courier New" w:cs="Courier New"/>
+          <w:color w:val="1F1F1F"/>
+          <w:sz w:val="21"/>
+          <w:szCs w:val="21"/>
+          <w:shd w:val="clear" w:color="auto" w:fill="FFFFFF"/>
+        </w:rPr>
+        <w:t>{'mse': 186.1574249267578, 'psnr': 25.99142837524414, 'ssim': 0.772381603717804, 'lpips': 0.2327442765235901, 'inception_score_mean': 106.79052277036271, 'inception_score_std': 5.417253310063823, 'frechet_inception_distance': 21.206812814917612, 'kernel_inception_distance_mean': 0.011546089649200439, 'kernel_inception_distance_std': 0.0010477429345887594, 'precision': 0.9419999718666077, 'recall': 0.9879999756813049, 'f_score': 0.9644517871396404}</w:t>
+      </w:r>
+    </w:p>
+    <w:p>
+      <w:pPr>
+        <w:rPr>
+          <w:rFonts w:ascii="Courier New" w:hAnsi="Courier New" w:cs="Courier New"/>
+          <w:color w:val="1F1F1F"/>
+          <w:sz w:val="21"/>
+          <w:szCs w:val="21"/>
+          <w:shd w:val="clear" w:color="auto" w:fill="FFFFFF"/>
+        </w:rPr>
+      </w:pPr>
+    </w:p>
+    <w:p>
+      <w:pPr>
+        <w:pStyle w:val="berschrift4"/>
+        <w:shd w:val="clear" w:color="auto" w:fill="FFFFFF"/>
+        <w:spacing w:before="120" w:after="120"/>
+        <w:rPr>
+          <w:rFonts w:ascii="Noto" w:hAnsi="Noto" w:cs="Noto"/>
+          <w:color w:val="1F1F1F"/>
+          <w:sz w:val="27"/>
+          <w:szCs w:val="27"/>
+        </w:rPr>
+      </w:pPr>
+      <w:r>
+        <w:rPr>
+          <w:rFonts w:ascii="Noto" w:hAnsi="Noto" w:cs="Noto"/>
+          <w:b/>
+          <w:bCs/>
+          <w:color w:val="1F1F1F"/>
+          <w:sz w:val="27"/>
+          <w:szCs w:val="27"/>
+        </w:rPr>
+        <w:t>Posterior conditioned on Y</w:t>
+      </w:r>
+    </w:p>
+    <w:p>
+      <w:pPr>
+        <w:rPr>
+          <w:rFonts w:ascii="Courier New" w:hAnsi="Courier New" w:cs="Courier New"/>
+          <w:color w:val="1F1F1F"/>
+          <w:sz w:val="21"/>
+          <w:szCs w:val="21"/>
+          <w:shd w:val="clear" w:color="auto" w:fill="FFFFFF"/>
+        </w:rPr>
+      </w:pPr>
+      <w:r>
+        <w:rPr>
+          <w:rFonts w:ascii="Courier New" w:hAnsi="Courier New" w:cs="Courier New"/>
+          <w:color w:val="1F1F1F"/>
+          <w:sz w:val="21"/>
+          <w:szCs w:val="21"/>
+          <w:shd w:val="clear" w:color="auto" w:fill="FFFFFF"/>
+        </w:rPr>
+        <w:t>{'mse': 258.88818359375, 'psnr': 24.610990524291992, 'ssim': 0.7174550294876099, 'lpips': 0.27294668555259705, 'inception_score_mean': 106.79052277036271, 'inception_score_std': 5.417253310063823, 'frechet_inception_distance': 28.31068022029683, 'kernel_inception_distance_mean': 0.018077902793884278, 'kernel_inception_distance_std': 0.0015167046710338125, 'precision': 0.8604000210762024, 'recall': 0.9571999907493591, 'f_score': 0.9062223666995985}</w:t>
+      </w:r>
+    </w:p>
+    <w:p>
+      <w:pPr>
+        <w:rPr>
+          <w:rFonts w:ascii="Courier New" w:hAnsi="Courier New" w:cs="Courier New"/>
+          <w:color w:val="1F1F1F"/>
+          <w:sz w:val="21"/>
+          <w:szCs w:val="21"/>
+          <w:shd w:val="clear" w:color="auto" w:fill="FFFFFF"/>
+        </w:rPr>
+      </w:pPr>
+    </w:p>
+    <w:p>
+      <w:pPr>
+        <w:pStyle w:val="berschrift4"/>
+        <w:shd w:val="clear" w:color="auto" w:fill="FFFFFF"/>
+        <w:spacing w:before="120" w:after="120"/>
+        <w:rPr>
+          <w:rFonts w:ascii="Noto" w:hAnsi="Noto" w:cs="Noto"/>
+          <w:color w:val="1F1F1F"/>
+          <w:sz w:val="27"/>
+          <w:szCs w:val="27"/>
+        </w:rPr>
+      </w:pPr>
+      <w:r>
+        <w:rPr>
+          <w:rFonts w:ascii="Noto" w:hAnsi="Noto" w:cs="Noto"/>
+          <w:b/>
+          <w:bCs/>
+          <w:color w:val="1F1F1F"/>
+          <w:sz w:val="27"/>
+          <w:szCs w:val="27"/>
+        </w:rPr>
+        <w:t>Posterior conditioned on MMSE</w:t>
+      </w:r>
+    </w:p>
+    <w:p>
+      <w:pPr>
+        <w:rPr>
+          <w:rFonts w:ascii="Courier New" w:hAnsi="Courier New" w:cs="Courier New"/>
+          <w:color w:val="1F1F1F"/>
+          <w:sz w:val="21"/>
+          <w:szCs w:val="21"/>
+          <w:shd w:val="clear" w:color="auto" w:fill="FFFFFF"/>
+        </w:rPr>
+      </w:pPr>
+      <w:r>
+        <w:rPr>
+          <w:rFonts w:ascii="Courier New" w:hAnsi="Courier New" w:cs="Courier New"/>
+          <w:color w:val="1F1F1F"/>
+          <w:sz w:val="21"/>
+          <w:szCs w:val="21"/>
+          <w:shd w:val="clear" w:color="auto" w:fill="FFFFFF"/>
+        </w:rPr>
+        <w:t>{'mse': 251.31407165527344, 'psnr': 24.759065628051758, 'ssim': 0.7242705821990967, 'lpips': 0.26395517587661743, 'inception_score_mean': 106.79052277036271, 'inception_score_std': 5.417253310063823, 'frechet_inception_distance': 26.015709508861335, 'kernel_inception_distance_mean': 0.015519909858703614, 'kernel_inception_distance_std': 0.0013006660721992499, 'precision': 0.8906000256538391, 'recall': 0.9700000286102295, 'f_score': 0.9286058531328918}</w:t>
+      </w:r>
+    </w:p>
+    <w:p>
+      <w:pPr>
+        <w:rPr>
+          <w:rFonts w:ascii="Courier New" w:hAnsi="Courier New" w:cs="Courier New"/>
+          <w:color w:val="1F1F1F"/>
+          <w:sz w:val="21"/>
+          <w:szCs w:val="21"/>
+          <w:shd w:val="clear" w:color="auto" w:fill="FFFFFF"/>
+        </w:rPr>
+      </w:pPr>
+    </w:p>
+    <w:p>
+      <w:pPr>
+        <w:rPr>
+          <w:rFonts w:ascii="Courier New" w:hAnsi="Courier New" w:cs="Courier New"/>
+          <w:color w:val="1F1F1F"/>
+          <w:sz w:val="21"/>
+          <w:szCs w:val="21"/>
+          <w:shd w:val="clear" w:color="auto" w:fill="FFFFFF"/>
+        </w:rPr>
+      </w:pPr>
+    </w:p>
+    <w:p>
+      <w:pPr>
+        <w:pStyle w:val="berschrift1"/>
+      </w:pPr>
+      <w:r>
+        <w:lastRenderedPageBreak/>
+        <w:t>Super resolution</w:t>
+      </w:r>
+    </w:p>
+    <w:p>
+      <w:r>
+        <w:t>MMSE</w:t>
+      </w:r>
+    </w:p>
+    <w:p>
+      <w:pPr>
+        <w:rPr>
+          <w:rFonts w:ascii="Courier New" w:hAnsi="Courier New" w:cs="Courier New"/>
+          <w:color w:val="1F1F1F"/>
+          <w:sz w:val="21"/>
+          <w:szCs w:val="21"/>
+          <w:shd w:val="clear" w:color="auto" w:fill="FFFFFF"/>
+        </w:rPr>
+      </w:pPr>
+      <w:r>
+        <w:rPr>
+          <w:rFonts w:ascii="Courier New" w:hAnsi="Courier New" w:cs="Courier New"/>
+          <w:color w:val="1F1F1F"/>
+          <w:sz w:val="21"/>
+          <w:szCs w:val="21"/>
+          <w:shd w:val="clear" w:color="auto" w:fill="FFFFFF"/>
+        </w:rPr>
+        <w:t>{'mse': 412.4585266113281, 'psnr': 22.862991333007812, 'ssim': 0.6153339147567749, 'lpips': 0.3830970823764801, 'inception_score_mean': 106.79052277036271, 'inception_score_std': 5.417253310063823, 'frechet_inception_distance': 61.09011913356079, 'kernel_inception_distance_mean': 0.04449341297149658, 'kernel_inception_distance_std': 0.001952844376277369, 'precision': 0.23340000212192535, 'recall': 0.7616000175476074, 'f_score': 0.3573013913521492}</w:t>
+      </w:r>
+    </w:p>
+    <w:p>
+      <w:pPr>
+        <w:rPr>
+          <w:rFonts w:ascii="Courier New" w:hAnsi="Courier New" w:cs="Courier New"/>
+          <w:color w:val="1F1F1F"/>
+          <w:sz w:val="21"/>
+          <w:szCs w:val="21"/>
+          <w:shd w:val="clear" w:color="auto" w:fill="FFFFFF"/>
+        </w:rPr>
+      </w:pPr>
+    </w:p>
+    <w:p>
+      <w:r>
+        <w:t>PMRF</w:t>
+      </w:r>
+    </w:p>
+    <w:p>
+      <w:pPr>
+        <w:rPr>
+          <w:rFonts w:ascii="Courier New" w:hAnsi="Courier New" w:cs="Courier New"/>
+          <w:color w:val="1F1F1F"/>
+          <w:sz w:val="21"/>
+          <w:szCs w:val="21"/>
+          <w:shd w:val="clear" w:color="auto" w:fill="FFFFFF"/>
+        </w:rPr>
+      </w:pPr>
+      <w:r>
+        <w:rPr>
+          <w:rFonts w:ascii="Courier New" w:hAnsi="Courier New" w:cs="Courier New"/>
+          <w:color w:val="1F1F1F"/>
+          <w:sz w:val="21"/>
+          <w:szCs w:val="21"/>
+          <w:shd w:val="clear" w:color="auto" w:fill="FFFFFF"/>
+        </w:rPr>
+        <w:t>{'mse': 557.3335571289062, 'psnr': 21.514785766601562, 'ssim': 0.5337164402008057, 'lpips': 0.39232081174850464, 'inception_score_mean': 106.79052277036271, 'inception_score_std': 5.417253310063823, 'frechet_inception_distance': 61.81042539841758, 'kernel_inception_distance_mean': 0.04629561185836792, 'kernel_inception_distance_std': 0.0020032849416831253, 'precision': 0.26179999113082886, 'recall': 0.7692000269889832, 'f_score': 0.3906431749842069}</w:t>
+      </w:r>
+    </w:p>
+    <w:p>
+      <w:pPr>
+        <w:rPr>
+          <w:rFonts w:ascii="Courier New" w:hAnsi="Courier New" w:cs="Courier New"/>
+          <w:color w:val="1F1F1F"/>
+          <w:sz w:val="21"/>
+          <w:szCs w:val="21"/>
+          <w:shd w:val="clear" w:color="auto" w:fill="FFFFFF"/>
+        </w:rPr>
+      </w:pPr>
+    </w:p>
+    <w:p>
+      <w:r>
+        <w:t>Naive Flow</w:t>
+      </w:r>
+    </w:p>
+    <w:p>
+      <w:pPr>
+        <w:rPr>
+          <w:rFonts w:ascii="Courier New" w:hAnsi="Courier New" w:cs="Courier New"/>
+          <w:color w:val="1F1F1F"/>
+          <w:sz w:val="21"/>
+          <w:szCs w:val="21"/>
+          <w:shd w:val="clear" w:color="auto" w:fill="FFFFFF"/>
+        </w:rPr>
+      </w:pPr>
+      <w:r>
+        <w:rPr>
+          <w:rFonts w:ascii="Courier New" w:hAnsi="Courier New" w:cs="Courier New"/>
+          <w:color w:val="1F1F1F"/>
+          <w:sz w:val="21"/>
+          <w:szCs w:val="21"/>
+          <w:shd w:val="clear" w:color="auto" w:fill="FFFFFF"/>
+        </w:rPr>
+        <w:t>{'mse': 545.57421875, 'psnr': 21.602046966552734, 'ssim': 0.5509784817695618, 'lpips': 0.37745144963264465, 'inception_score_mean': 106.79052277036271, 'inception_score_std': 5.417253310063823, 'frechet_inception_distance': 57.52945826031436, 'kernel_inception_distance_mean': 0.04704490423202515, 'kernel_inception_distance_std': 0.002177960758233091, 'precision': 0.38440001010894775, 'recall': 0.7817999720573425, 'f_score': 0.5153900218790526}</w:t>
+      </w:r>
+    </w:p>
+    <w:p>
+      <w:pPr>
+        <w:rPr>
+          <w:rFonts w:ascii="Courier New" w:hAnsi="Courier New" w:cs="Courier New"/>
+          <w:color w:val="1F1F1F"/>
+          <w:sz w:val="21"/>
+          <w:szCs w:val="21"/>
+          <w:shd w:val="clear" w:color="auto" w:fill="FFFFFF"/>
+        </w:rPr>
+      </w:pPr>
+    </w:p>
+    <w:p>
+      <w:r>
+        <w:t>PCY</w:t>
+      </w:r>
+    </w:p>
+    <w:p>
+      <w:pPr>
+        <w:rPr>
+          <w:rFonts w:ascii="Courier New" w:hAnsi="Courier New" w:cs="Courier New"/>
+          <w:color w:val="1F1F1F"/>
+          <w:sz w:val="21"/>
+          <w:szCs w:val="21"/>
+          <w:shd w:val="clear" w:color="auto" w:fill="FFFFFF"/>
+        </w:rPr>
+      </w:pPr>
+      <w:r>
+        <w:rPr>
+          <w:rFonts w:ascii="Courier New" w:hAnsi="Courier New" w:cs="Courier New"/>
+          <w:color w:val="1F1F1F"/>
+          <w:sz w:val="21"/>
+          <w:szCs w:val="21"/>
+          <w:shd w:val="clear" w:color="auto" w:fill="FFFFFF"/>
+        </w:rPr>
+        <w:t>{'mse': 580.7506103515625, 'psnr': 21.3188419342041, 'ssim': 0.541616678237915, 'lpips': 0.38529548048973083, 'inception_score_mean': 106.79052277036271, 'inception_score_std': 5.417253310063823, 'frechet_inception_distance': 55.32355393501541, 'kernel_inception_distance_mean': 0.04617834806442261, 'kernel_inception_distance_std': 0.002199252501347682, 'precision': 0.4251999855041504, 'recall': 0.7829999923706055, 'f_score': 0.5511199991765661}</w:t>
+      </w:r>
+    </w:p>
+    <w:p>
+      <w:pPr>
+        <w:rPr>
+          <w:rFonts w:ascii="Courier New" w:hAnsi="Courier New" w:cs="Courier New"/>
+          <w:color w:val="1F1F1F"/>
+          <w:sz w:val="21"/>
+          <w:szCs w:val="21"/>
+          <w:shd w:val="clear" w:color="auto" w:fill="FFFFFF"/>
+        </w:rPr>
+      </w:pPr>
+    </w:p>
+    <w:p>
+      <w:r>
+        <w:t>PCMMSE</w:t>
+      </w:r>
+    </w:p>
+    <w:p>
+      <w:pPr>
+        <w:rPr>
+          <w:rFonts w:ascii="Courier New" w:hAnsi="Courier New" w:cs="Courier New"/>
+          <w:color w:val="1F1F1F"/>
+          <w:sz w:val="21"/>
+          <w:szCs w:val="21"/>
+          <w:shd w:val="clear" w:color="auto" w:fill="FFFFFF"/>
+        </w:rPr>
+      </w:pPr>
+      <w:r>
+        <w:rPr>
+          <w:rFonts w:ascii="Courier New" w:hAnsi="Courier New" w:cs="Courier New"/>
+          <w:color w:val="1F1F1F"/>
+          <w:sz w:val="21"/>
+          <w:szCs w:val="21"/>
+          <w:shd w:val="clear" w:color="auto" w:fill="FFFFFF"/>
+        </w:rPr>
+        <w:t>{'mse': 539.8850708007812, 'psnr': 21.612489700317383, 'ssim': 0.5415769815444946, 'lpips': 0.397983193397522, 'inception_score_mean': 106.79052277036271, 'inception_score_std': 5.417253310063823, 'frechet_inception_distance': 62.828783879776154, 'kernel_inception_distance_mean': 0.04969489097595215, 'kernel_inception_distance_std': 0.0020604820087961827, 'precision': 0.27239999175071716, 'recall': 0.7681999802589417, 'f_score': 0.40218657296580146}</w:t>
+      </w:r>
+    </w:p>
+    <w:p>
+      <w:pPr>
+        <w:rPr>
+          <w:rFonts w:ascii="Courier New" w:hAnsi="Courier New" w:cs="Courier New"/>
+          <w:color w:val="1F1F1F"/>
+          <w:sz w:val="21"/>
+          <w:szCs w:val="21"/>
+          <w:shd w:val="clear" w:color="auto" w:fill="FFFFFF"/>
+        </w:rPr>
+      </w:pPr>
+    </w:p>
+    <w:p>
+      <w:pPr>
+        <w:rPr>
+          <w:rFonts w:ascii="Courier New" w:hAnsi="Courier New" w:cs="Courier New"/>
+          <w:color w:val="1F1F1F"/>
+          <w:sz w:val="21"/>
+          <w:szCs w:val="21"/>
+          <w:shd w:val="clear" w:color="auto" w:fill="FFFFFF"/>
+        </w:rPr>
+      </w:pPr>
+    </w:p>
+    <w:p>
+      <w:pPr>
+        <w:rPr>
+          <w:rFonts w:ascii="Courier New" w:hAnsi="Courier New" w:cs="Courier New"/>
+          <w:color w:val="1F1F1F"/>
+          <w:sz w:val="21"/>
+          <w:szCs w:val="21"/>
+          <w:shd w:val="clear" w:color="auto" w:fill="FFFFFF"/>
+        </w:rPr>
+      </w:pPr>
+    </w:p>
+    <w:p>
+      <w:pPr>
+        <w:rPr>
+          <w:rFonts w:ascii="Courier New" w:hAnsi="Courier New" w:cs="Courier New"/>
+          <w:color w:val="1F1F1F"/>
+          <w:sz w:val="21"/>
+          <w:szCs w:val="21"/>
+          <w:shd w:val="clear" w:color="auto" w:fill="FFFFFF"/>
+        </w:rPr>
+      </w:pPr>
+    </w:p>
+    <w:p>
+      <w:pPr>
+        <w:rPr>
+          <w:rFonts w:ascii="Courier New" w:hAnsi="Courier New" w:cs="Courier New"/>
+          <w:color w:val="1F1F1F"/>
+          <w:sz w:val="21"/>
+          <w:szCs w:val="21"/>
+          <w:shd w:val="clear" w:color="auto" w:fill="FFFFFF"/>
+        </w:rPr>
+      </w:pPr>
+    </w:p>
+    <w:p>
+      <w:pPr>
+        <w:pStyle w:val="Titel"/>
+      </w:pPr>
+      <w:r>
+        <w:lastRenderedPageBreak/>
+        <w:t>OPTIMIZED RUN – ZAPPOS</w:t>
+      </w:r>
+    </w:p>
+    <w:p>
+      <w:pPr>
+        <w:pStyle w:val="berschrift1"/>
+      </w:pPr>
+      <w:r>
+        <w:t>Colorization</w:t>
+      </w:r>
+    </w:p>
+    <w:p>
+      <w:r>
+        <w:t>MMSE</w:t>
+      </w:r>
+    </w:p>
+    <w:p>
+      <w:pPr>
+        <w:rPr>
+          <w:rFonts w:ascii="Courier New" w:hAnsi="Courier New" w:cs="Courier New"/>
+          <w:color w:val="1F1F1F"/>
+          <w:sz w:val="21"/>
+          <w:szCs w:val="21"/>
+          <w:shd w:val="clear" w:color="auto" w:fill="FFFFFF"/>
+        </w:rPr>
+      </w:pPr>
+      <w:r>
+        <w:rPr>
+          <w:rFonts w:ascii="Courier New" w:hAnsi="Courier New" w:cs="Courier New"/>
+          <w:color w:val="1F1F1F"/>
+          <w:sz w:val="21"/>
+          <w:szCs w:val="21"/>
+          <w:shd w:val="clear" w:color="auto" w:fill="FFFFFF"/>
+        </w:rPr>
+        <w:t>{'mse': 108.17794799804688, 'psnr': 30.95909309387207, 'ssim': 0.9492129683494568, 'lpips': 0.0675821527838707, 'inception_score_mean': 3.7472261318619196, 'inception_score_std': 0.12078815354034574, 'frechet_inception_distance': 4.698280902031399, 'kernel_inception_distance_mean': 0.00134721040725708, 'kernel_inception_distance_std': 0.00026505338163322487, 'precision': 0.9368000030517578, 'recall': 0.9657999873161316, 'f_score': 0.9510789820725204}</w:t>
+      </w:r>
+    </w:p>
+    <w:p/>
+    <w:p>
+      <w:r>
+        <w:t>PMRF</w:t>
+      </w:r>
+    </w:p>
+    <w:p>
+      <w:pPr>
+        <w:rPr>
+          <w:rFonts w:ascii="Courier New" w:hAnsi="Courier New" w:cs="Courier New"/>
+          <w:color w:val="1F1F1F"/>
+          <w:sz w:val="21"/>
+          <w:szCs w:val="21"/>
+          <w:shd w:val="clear" w:color="auto" w:fill="FFFFFF"/>
+        </w:rPr>
+      </w:pPr>
+      <w:r>
+        <w:rPr>
+          <w:rFonts w:ascii="Courier New" w:hAnsi="Courier New" w:cs="Courier New"/>
+          <w:color w:val="1F1F1F"/>
+          <w:sz w:val="21"/>
+          <w:szCs w:val="21"/>
+          <w:shd w:val="clear" w:color="auto" w:fill="FFFFFF"/>
+        </w:rPr>
+        <w:t>{'mse': 109.31603240966797, 'psnr': 30.702564239501953, 'ssim': 0.9444557428359985, 'lpips': 0.07012985646724701, 'inception_score_mean': 3.7472261318619196, 'inception_score_std': 0.12078815354034574, 'frechet_inception_distance': 4.506067139193334, 'kernel_inception_distance_mean': 0.0011797285079956055, 'kernel_inception_distance_std': 0.00020897071975252578, 'precision': 0.9434000253677368, 'recall': 0.9592000246047974, 'f_score': 0.9512344200326945}</w:t>
+      </w:r>
+    </w:p>
+    <w:p/>
+    <w:p>
+      <w:r>
+        <w:t>Naive Flow</w:t>
+      </w:r>
+    </w:p>
+    <w:p>
+      <w:pPr>
+        <w:rPr>
+          <w:rFonts w:ascii="Courier New" w:hAnsi="Courier New" w:cs="Courier New"/>
+          <w:color w:val="1F1F1F"/>
+          <w:sz w:val="21"/>
+          <w:szCs w:val="21"/>
+          <w:shd w:val="clear" w:color="auto" w:fill="FFFFFF"/>
+        </w:rPr>
+      </w:pPr>
+      <w:r>
+        <w:rPr>
+          <w:rFonts w:ascii="Courier New" w:hAnsi="Courier New" w:cs="Courier New"/>
+          <w:color w:val="1F1F1F"/>
+          <w:sz w:val="21"/>
+          <w:szCs w:val="21"/>
+          <w:shd w:val="clear" w:color="auto" w:fill="FFFFFF"/>
+        </w:rPr>
+        <w:t>{'mse': 154.93869018554688, 'psnr': 29.452701568603516, 'ssim': 0.9414489269256592, 'lpips': 0.08052489161491394, 'inception_score_mean': 3.7472261318619196, 'inception_score_std': 0.12078815354034574, 'frechet_inception_distance': 4.686652714847241, 'kernel_inception_distance_mean': 0.0012359762191772462, 'kernel_inception_distance_std': 0.0001925211906938351, 'precision': 0.9449999928474426, 'recall': 0.9138000011444092, 'f_score': 0.9291381507818588}</w:t>
+      </w:r>
+    </w:p>
+    <w:p/>
+    <w:p>
+      <w:r>
+        <w:t>Posterior conditioned on Y</w:t>
+      </w:r>
+    </w:p>
+    <w:p>
+      <w:pPr>
+        <w:rPr>
+          <w:rFonts w:ascii="Courier New" w:hAnsi="Courier New" w:cs="Courier New"/>
+          <w:color w:val="1F1F1F"/>
+          <w:sz w:val="21"/>
+          <w:szCs w:val="21"/>
+          <w:shd w:val="clear" w:color="auto" w:fill="FFFFFF"/>
+        </w:rPr>
+      </w:pPr>
+      <w:r>
+        <w:rPr>
+          <w:rFonts w:ascii="Courier New" w:hAnsi="Courier New" w:cs="Courier New"/>
+          <w:color w:val="1F1F1F"/>
+          <w:sz w:val="21"/>
+          <w:szCs w:val="21"/>
+          <w:shd w:val="clear" w:color="auto" w:fill="FFFFFF"/>
+        </w:rPr>
+        <w:t>{'mse': 115.56834411621094, 'psnr': 30.336111068725586, 'ssim': 0.94139164686203, 'lpips': 0.07440444827079773, 'inception_score_mean': 3.7472261318619196, 'inception_score_std': 0.12078815354034574, 'frechet_inception_distance': 4.14316324702429, 'kernel_inception_distance_mean': 0.0009769058227539062, 'kernel_inception_distance_std': 0.00017741381323342222, 'precision': 0.9553999900817871, 'recall': 0.9571999907493591, 'f_score': 0.9562991434004011}</w:t>
+      </w:r>
+    </w:p>
+    <w:p/>
+    <w:p>
+      <w:r>
+        <w:t>Posterior conditioned on MMSE</w:t>
+      </w:r>
+    </w:p>
+    <w:p>
+      <w:r>
+        <w:rPr>
+          <w:rFonts w:ascii="Courier New" w:hAnsi="Courier New" w:cs="Courier New"/>
+          <w:color w:val="1F1F1F"/>
+          <w:sz w:val="21"/>
+          <w:szCs w:val="21"/>
+          <w:shd w:val="clear" w:color="auto" w:fill="FFFFFF"/>
+        </w:rPr>
+        <w:t>{'mse': 112.21898651123047, 'psnr': 30.486543655395508, 'ssim': 0.9424183368682861, 'lpips': 0.0737176463007927, 'inception_score_mean': 3.7472261318619196, 'inception_score_std': 0.12078815354034574, 'frechet_inception_distance': 5.408518202267004, 'kernel_inception_distance_mean': 0.0017150712013244628, 'kernel_inception_distance_std': 0.00025798995275646544, 'precision': 0.9301999807357788, 'recall': 0.9444000124931335, 'f_score': 0.9372462142335114}</w:t>
+      </w:r>
+    </w:p>
+    <w:p/>
+    <w:p>
+      <w:pPr>
+        <w:pStyle w:val="berschrift1"/>
+      </w:pPr>
+      <w:r>
+        <w:lastRenderedPageBreak/>
+        <w:t>Gaussian Noise</w:t>
+      </w:r>
+    </w:p>
+    <w:p>
+      <w:r>
+        <w:t>MMSE</w:t>
+      </w:r>
+    </w:p>
+    <w:p>
+      <w:pPr>
+        <w:rPr>
+          <w:rFonts w:ascii="Courier New" w:hAnsi="Courier New" w:cs="Courier New"/>
+          <w:color w:val="1F1F1F"/>
+          <w:sz w:val="21"/>
+          <w:szCs w:val="21"/>
+          <w:shd w:val="clear" w:color="auto" w:fill="FFFFFF"/>
+        </w:rPr>
+      </w:pPr>
+      <w:r>
+        <w:rPr>
+          <w:rFonts w:ascii="Courier New" w:hAnsi="Courier New" w:cs="Courier New"/>
+          <w:color w:val="1F1F1F"/>
+          <w:sz w:val="21"/>
+          <w:szCs w:val="21"/>
+          <w:shd w:val="clear" w:color="auto" w:fill="FFFFFF"/>
+        </w:rPr>
+        <w:t>{'mse': 62.03975296020508, 'psnr': 30.766820907592773, 'ssim': 0.9216486215591431, 'lpips': 0.0729953870177269, 'inception_score_mean': 3.7472261318619196, 'inception_score_std': 0.12078815354034574, 'frechet_inception_distance': 7.15775760598828, 'kernel_inception_distance_mean': 0.002777550220489502, 'kernel_inception_distance_std': 0.0003302793100624295, 'precision': 0.9251999855041504, 'recall': 0.968999981880188, 'f_score': 0.9465935852876781}</w:t>
+      </w:r>
+    </w:p>
+    <w:p>
+      <w:pPr>
+        <w:rPr>
+          <w:rFonts w:ascii="Courier New" w:hAnsi="Courier New" w:cs="Courier New"/>
+          <w:color w:val="1F1F1F"/>
+          <w:sz w:val="21"/>
+          <w:szCs w:val="21"/>
+          <w:shd w:val="clear" w:color="auto" w:fill="FFFFFF"/>
+        </w:rPr>
+      </w:pPr>
+    </w:p>
+    <w:p>
+      <w:r>
+        <w:t>PMRF</w:t>
+      </w:r>
+    </w:p>
+    <w:p>
+      <w:r>
+        <w:rPr>
+          <w:rFonts w:ascii="Courier New" w:hAnsi="Courier New" w:cs="Courier New"/>
+          <w:color w:val="1F1F1F"/>
+          <w:sz w:val="21"/>
+          <w:szCs w:val="21"/>
+          <w:shd w:val="clear" w:color="auto" w:fill="FFFFFF"/>
+        </w:rPr>
+        <w:t>{'mse': 67.73673248291016, 'psnr': 30.349037170410156, 'ssim': 0.91218501329422, 'lpips': 0.07365287840366364, 'inception_score_mean': 3.7472261318619196, 'inception_score_std': 0.12078815354034574, 'frechet_inception_distance': 5.164444979225948, 'kernel_inception_distance_mean': 0.0016383123397827148, 'kernel_inception_distance_std': 0.00019521115797755686, 'precision': 0.9635999798774719, 'recall': 0.9589999914169312, 'f_score': 0.9612944827099933}</w:t>
+      </w:r>
+    </w:p>
+    <w:p/>
+    <w:p>
+      <w:r>
+        <w:t>Naive Flow</w:t>
+      </w:r>
+    </w:p>
+    <w:p>
+      <w:pPr>
+        <w:rPr>
+          <w:rFonts w:ascii="Courier New" w:hAnsi="Courier New" w:cs="Courier New"/>
+          <w:color w:val="1F1F1F"/>
+          <w:sz w:val="21"/>
+          <w:szCs w:val="21"/>
+          <w:shd w:val="clear" w:color="auto" w:fill="FFFFFF"/>
+        </w:rPr>
+      </w:pPr>
+      <w:r>
+        <w:rPr>
+          <w:rFonts w:ascii="Courier New" w:hAnsi="Courier New" w:cs="Courier New"/>
+          <w:color w:val="1F1F1F"/>
+          <w:sz w:val="21"/>
+          <w:szCs w:val="21"/>
+          <w:shd w:val="clear" w:color="auto" w:fill="FFFFFF"/>
+        </w:rPr>
+        <w:t>{'mse': 61.45246887207031, 'psnr': 30.702543258666992, 'ssim': 0.9194768071174622, 'lpips': 0.06849971413612366, 'inception_score_mean': 3.7472261318619196, 'inception_score_std': 0.12078815354034574, 'frechet_inception_distance': 4.653616310138716, 'kernel_inception_distance_mean': 0.0013810229301452637, 'kernel_inception_distance_std': 0.00018554868976813227, 'precision': 0.9825999736785889, 'recall': 0.9789999723434448, 'f_score': 0.9807966695827007}</w:t>
+      </w:r>
+    </w:p>
+    <w:p>
+      <w:pPr>
+        <w:rPr>
+          <w:rFonts w:ascii="Courier New" w:hAnsi="Courier New" w:cs="Courier New"/>
+          <w:color w:val="1F1F1F"/>
+          <w:sz w:val="21"/>
+          <w:szCs w:val="21"/>
+          <w:shd w:val="clear" w:color="auto" w:fill="FFFFFF"/>
+        </w:rPr>
+      </w:pPr>
+    </w:p>
+    <w:p>
+      <w:r>
+        <w:t>Posterior conditioned on Y</w:t>
+      </w:r>
+    </w:p>
+    <w:p>
+      <w:r>
+        <w:rPr>
+          <w:rFonts w:ascii="Courier New" w:hAnsi="Courier New" w:cs="Courier New"/>
+          <w:color w:val="1F1F1F"/>
+          <w:sz w:val="21"/>
+          <w:szCs w:val="21"/>
+          <w:shd w:val="clear" w:color="auto" w:fill="FFFFFF"/>
+        </w:rPr>
+        <w:t>{'mse': 87.25151062011719, 'psnr': 29.203763961791992, 'ssim': 0.9003477096557617, 'lpips': 0.0865669697523117, 'inception_score_mean': 3.7472261318619196, 'inception_score_std': 0.12078815354034574, 'frechet_inception_distance': 5.7369087550904965, 'kernel_inception_distance_mean': 0.0020034193992614748, 'kernel_inception_distance_std': 0.00023989151010507753, 'precision': 0.9513999819755554, 'recall': 0.9534000158309937, 'f_score': 0.9523989488887251}</w:t>
+      </w:r>
+    </w:p>
+    <w:p/>
+    <w:p>
+      <w:r>
+        <w:t>Posterior conditioned on MMSE</w:t>
+      </w:r>
+    </w:p>
+    <w:p>
+      <w:pPr>
+        <w:rPr>
+          <w:rFonts w:ascii="Courier New" w:hAnsi="Courier New" w:cs="Courier New"/>
+          <w:color w:val="1F1F1F"/>
+          <w:sz w:val="21"/>
+          <w:szCs w:val="21"/>
+          <w:shd w:val="clear" w:color="auto" w:fill="FFFFFF"/>
+        </w:rPr>
+      </w:pPr>
+      <w:r>
+        <w:rPr>
+          <w:rFonts w:ascii="Courier New" w:hAnsi="Courier New" w:cs="Courier New"/>
+          <w:color w:val="1F1F1F"/>
+          <w:sz w:val="21"/>
+          <w:szCs w:val="21"/>
+          <w:shd w:val="clear" w:color="auto" w:fill="FFFFFF"/>
+        </w:rPr>
+        <w:t>{'mse': 81.10138702392578, 'psnr': 29.54936408996582, 'ssim': 0.9035895466804504, 'lpips': 0.08058289438486099, 'inception_score_mean': 3.7472261318619196, 'inception_score_std': 0.12078815354034574, 'frechet_inception_distance': 6.441039150744672, 'kernel_inception_distance_mean': 0.002312300205230713, 'kernel_inception_distance_std': 0.0002496976104631017, 'precision': 0.9258000254631042, 'recall': 0.9261999726295471, 'f_score': 0.9259999558611918}</w:t>
+      </w:r>
+    </w:p>
+    <w:p>
+      <w:pPr>
+        <w:rPr>
+          <w:rFonts w:ascii="Courier New" w:hAnsi="Courier New" w:cs="Courier New"/>
+          <w:color w:val="1F1F1F"/>
+          <w:sz w:val="21"/>
+          <w:szCs w:val="21"/>
+          <w:shd w:val="clear" w:color="auto" w:fill="FFFFFF"/>
+        </w:rPr>
+      </w:pPr>
+    </w:p>
+    <w:p>
+      <w:pPr>
+        <w:pStyle w:val="berschrift1"/>
+      </w:pPr>
+      <w:r>
+        <w:t>Super resolution</w:t>
+      </w:r>
+    </w:p>
+    <w:p>
+      <w:r>
+        <w:t>MMSE</w:t>
+      </w:r>
+    </w:p>
+    <w:p>
+      <w:pPr>
+        <w:rPr>
+          <w:rFonts w:ascii="Courier New" w:hAnsi="Courier New" w:cs="Courier New"/>
+          <w:color w:val="1F1F1F"/>
+          <w:sz w:val="21"/>
+          <w:szCs w:val="21"/>
+          <w:shd w:val="clear" w:color="auto" w:fill="FFFFFF"/>
+        </w:rPr>
+      </w:pPr>
+      <w:r>
+        <w:rPr>
+          <w:rFonts w:ascii="Courier New" w:hAnsi="Courier New" w:cs="Courier New"/>
+          <w:color w:val="1F1F1F"/>
+          <w:sz w:val="21"/>
+          <w:szCs w:val="21"/>
+          <w:shd w:val="clear" w:color="auto" w:fill="FFFFFF"/>
+        </w:rPr>
+        <w:lastRenderedPageBreak/>
+        <w:t>{'mse': 179.2107391357422, 'psnr': 26.49854278564453, 'ssim': 0.8615478277206421, 'lpips': 0.11416507512331009, 'inception_score_mean': 3.7472261318619196, 'inception_score_std': 0.12078815354034574, 'frechet_inception_distance': 15.657220880155052, 'kernel_inception_distance_mean': 0.008081400394439697, 'kernel_inception_distance_std': 0.000512072088870953, 'precision': 0.5342000126838684, 'recall': 0.7590000033378601, 'f_score': 0.6270612533047301}</w:t>
+      </w:r>
+    </w:p>
+    <w:p/>
+    <w:p>
+      <w:pPr>
+        <w:rPr>
+          <w:rFonts w:ascii="Courier New" w:hAnsi="Courier New" w:cs="Courier New"/>
+          <w:color w:val="1F1F1F"/>
+          <w:sz w:val="21"/>
+          <w:szCs w:val="21"/>
+          <w:shd w:val="clear" w:color="auto" w:fill="FFFFFF"/>
+        </w:rPr>
+      </w:pPr>
+      <w:r>
+        <w:t>PMRF</w:t>
+      </w:r>
+    </w:p>
+    <w:p>
+      <w:pPr>
+        <w:rPr>
+          <w:rFonts w:ascii="Courier New" w:hAnsi="Courier New" w:cs="Courier New"/>
+          <w:color w:val="1F1F1F"/>
+          <w:sz w:val="21"/>
+          <w:szCs w:val="21"/>
+          <w:shd w:val="clear" w:color="auto" w:fill="FFFFFF"/>
+        </w:rPr>
+      </w:pPr>
+      <w:r>
+        <w:rPr>
+          <w:rFonts w:ascii="Courier New" w:hAnsi="Courier New" w:cs="Courier New"/>
+          <w:color w:val="1F1F1F"/>
+          <w:sz w:val="21"/>
+          <w:szCs w:val="21"/>
+          <w:shd w:val="clear" w:color="auto" w:fill="FFFFFF"/>
+        </w:rPr>
+        <w:t>{'mse': 212.77108764648438, 'psnr': 25.681861877441406, 'ssim': 0.8334875702857971, 'lpips': 0.1228056475520134, 'inception_score_mean': 3.7472261318619196, 'inception_score_std': 0.12078815354034574, 'frechet_inception_distance': 15.902006773438956, 'kernel_inception_distance_mean': 0.008827967643737793, 'kernel_inception_distance_std': 0.0004783911255439589, 'precision': 0.5523999929428101, 'recall': 0.635200023651123, 'f_score': 0.5909135797901026}</w:t>
+      </w:r>
+    </w:p>
+    <w:p>
+      <w:pPr>
+        <w:rPr>
+          <w:rFonts w:ascii="Courier New" w:hAnsi="Courier New" w:cs="Courier New"/>
+          <w:color w:val="E3E3E3"/>
+          <w:sz w:val="21"/>
+          <w:szCs w:val="21"/>
+          <w:shd w:val="clear" w:color="auto" w:fill="383838"/>
+        </w:rPr>
+      </w:pPr>
+    </w:p>
+    <w:p>
+      <w:r>
+        <w:t>Naive Flow</w:t>
+      </w:r>
+    </w:p>
+    <w:p>
+      <w:pPr>
+        <w:rPr>
+          <w:rFonts w:ascii="Courier New" w:hAnsi="Courier New" w:cs="Courier New"/>
+          <w:color w:val="E3E3E3"/>
+          <w:sz w:val="21"/>
+          <w:szCs w:val="21"/>
+          <w:shd w:val="clear" w:color="auto" w:fill="383838"/>
+        </w:rPr>
+      </w:pPr>
+      <w:r>
+        <w:rPr>
+          <w:rFonts w:ascii="Courier New" w:hAnsi="Courier New" w:cs="Courier New"/>
+          <w:color w:val="1F1F1F"/>
+          <w:sz w:val="21"/>
+          <w:szCs w:val="21"/>
+          <w:shd w:val="clear" w:color="auto" w:fill="FFFFFF"/>
+        </w:rPr>
+        <w:t>{'mse': 218.11228942871094, 'psnr': 25.559885025024414, 'ssim': 0.8427231311798096, 'lpips': 0.11242163926362991, 'inception_score_mean': 3.7472261318619196, 'inception_score_std': 0.12078815354034574, 'frechet_inception_distance': 9.444634808359211, 'kernel_inception_distance_mean': 0.0038530611991882324, 'kernel_inception_distance_std': 0.00030729313500611863, 'precision': 0.75, 'recall': 0.7924000024795532, 'f_score': 0.770617221089564}</w:t>
+      </w:r>
+    </w:p>
+    <w:p>
+      <w:pPr>
+        <w:rPr>
+          <w:rFonts w:ascii="Courier New" w:hAnsi="Courier New" w:cs="Courier New"/>
+          <w:color w:val="E3E3E3"/>
+          <w:sz w:val="21"/>
+          <w:szCs w:val="21"/>
+          <w:shd w:val="clear" w:color="auto" w:fill="383838"/>
+        </w:rPr>
+      </w:pPr>
+    </w:p>
+    <w:p>
+      <w:r>
+        <w:t>Posterior conditioned on Y</w:t>
+      </w:r>
+    </w:p>
+    <w:p>
+      <w:pPr>
+        <w:rPr>
+          <w:rFonts w:ascii="Courier New" w:hAnsi="Courier New" w:cs="Courier New"/>
+          <w:color w:val="1F1F1F"/>
+          <w:sz w:val="21"/>
+          <w:szCs w:val="21"/>
+          <w:shd w:val="clear" w:color="auto" w:fill="FFFFFF"/>
+        </w:rPr>
+      </w:pPr>
+      <w:r>
+        <w:rPr>
+          <w:rFonts w:ascii="Courier New" w:hAnsi="Courier New" w:cs="Courier New"/>
+          <w:color w:val="1F1F1F"/>
+          <w:sz w:val="21"/>
+          <w:szCs w:val="21"/>
+          <w:shd w:val="clear" w:color="auto" w:fill="FFFFFF"/>
+        </w:rPr>
+        <w:t>{'mse': 229.66796875, 'psnr': 25.36617088317871, 'ssim': 0.8405706882476807, 'lpips': 0.114072784781456, 'inception_score_mean': 3.7472261318619196, 'inception_score_std': 0.12078815354034574, 'frechet_inception_distance': 8.351416113386165, 'kernel_inception_distance_mean': 0.00313856840133667, 'kernel_inception_distance_std': 0.0002629319326953225, 'precision': 0.7724000215530396, 'recall': 0.8306000232696533, 'f_score': 0.8004434908751329}</w:t>
+      </w:r>
+    </w:p>
+    <w:p>
+      <w:pPr>
+        <w:rPr>
+          <w:rFonts w:ascii="Courier New" w:hAnsi="Courier New" w:cs="Courier New"/>
+          <w:color w:val="E3E3E3"/>
+          <w:sz w:val="21"/>
+          <w:szCs w:val="21"/>
+          <w:shd w:val="clear" w:color="auto" w:fill="383838"/>
+        </w:rPr>
+      </w:pPr>
+    </w:p>
+    <w:p>
+      <w:r>
+        <w:t>Posterior conditioned on MMSE</w:t>
+      </w:r>
+    </w:p>
+    <w:p>
+      <w:r>
+        <w:rPr>
+          <w:rFonts w:ascii="Courier New" w:hAnsi="Courier New" w:cs="Courier New"/>
+          <w:color w:val="1F1F1F"/>
+          <w:sz w:val="21"/>
+          <w:szCs w:val="21"/>
+          <w:shd w:val="clear" w:color="auto" w:fill="FFFFFF"/>
+        </w:rPr>
+        <w:t>{'mse': 205.7261962890625, 'psnr': 25.81546401977539, 'ssim': 0.8422094583511353, 'lpips': 0.12002886831760406, 'inception_score_mean': 3.7472261318619196, 'inception_score_std': 0.12078815354034574, 'frechet_inception_distance': 14.313408627885508, 'kernel_inception_distance_mean': 0.007462260723114014, 'kernel_inception_distance_std': 0.0004362499658308421, 'precision': 0.5627999901771545, 'recall': 0.6728000044822693, 'f_score': 0.6129035894309482}</w:t>
+      </w:r>
+    </w:p>
     <w:sectPr>
       <w:pgSz w:w="11906" w:h="16838"/>
       <w:pgMar w:top="1417" w:right="1417" w:bottom="1134" w:left="1417" w:header="708" w:footer="708" w:gutter="0"/>
@@ -2643,7 +5937,7 @@
 </file>
 
 <file path=word/endnotes.xml><?xml version="1.0" encoding="utf-8"?>
-<w:endnotes xmlns:wpc="http://schemas.microsoft.com/office/word/2010/wordprocessingCanvas" xmlns:cx="http://schemas.microsoft.com/office/drawing/2014/chartex" xmlns:cx1="http://schemas.microsoft.com/office/drawing/2015/9/8/chartex" xmlns:cx2="http://schemas.microsoft.com/office/drawing/2015/10/21/chartex" xmlns:cx3="http://schemas.microsoft.com/office/drawing/2016/5/9/chartex" xmlns:cx4="http://schemas.microsoft.com/office/drawing/2016/5/10/chartex" xmlns:cx5="http://schemas.microsoft.com/office/drawing/2016/5/11/chartex" xmlns:cx6="http://schemas.microsoft.com/office/drawing/2016/5/12/chartex" xmlns:cx7="http://schemas.microsoft.com/office/drawing/2016/5/13/chartex" xmlns:cx8="http://schemas.microsoft.com/office/drawing/2016/5/14/chartex" xmlns:mc="http://schemas.openxmlformats.org/markup-compatibility/2006" xmlns:aink="http://schemas.microsoft.com/office/drawing/2016/ink" xmlns:am3d="http://schemas.microsoft.com/office/drawing/2017/model3d" xmlns:o="urn:schemas-microsoft-com:office:office" xmlns:oel="http://schemas.microsoft.com/office/2019/extlst" xmlns:r="http://schemas.openxmlformats.org/officeDocument/2006/relationships" xmlns:m="http://schemas.openxmlformats.org/officeDocument/2006/math" xmlns:v="urn:schemas-microsoft-com:vml" xmlns:wp14="http://schemas.microsoft.com/office/word/2010/wordprocessingDrawing" xmlns:wp="http://schemas.openxmlformats.org/drawingml/2006/wordprocessingDrawing" xmlns:w10="urn:schemas-microsoft-com:office:word" xmlns:w="http://schemas.openxmlformats.org/wordprocessingml/2006/main" xmlns:w14="http://schemas.microsoft.com/office/word/2010/wordml" xmlns:w15="http://schemas.microsoft.com/office/word/2012/wordml" xmlns:w16cex="http://schemas.microsoft.com/office/word/2018/wordml/cex" xmlns:w16cid="http://schemas.microsoft.com/office/word/2016/wordml/cid" xmlns:w16="http://schemas.microsoft.com/office/word/2018/wordml" xmlns:w16du="http://schemas.microsoft.com/office/word/2023/wordml/word16du" xmlns:w16sdtdh="http://schemas.microsoft.com/office/word/2020/wordml/sdtdatahash" xmlns:w16sdtfl="http://schemas.microsoft.com/office/word/2024/wordml/sdtformatlock" xmlns:w16se="http://schemas.microsoft.com/office/word/2015/wordml/symex" xmlns:wpg="http://schemas.microsoft.com/office/word/2010/wordprocessingGroup" xmlns:wpi="http://schemas.microsoft.com/office/word/2010/wordprocessingInk" xmlns:wne="http://schemas.microsoft.com/office/word/2006/wordml" xmlns:wps="http://schemas.microsoft.com/office/word/2010/wordprocessingShape" mc:Ignorable="w14 w15 w16se w16cid w16 w16cex w16sdtdh w16sdtfl w16du wp14">
+<w:endnotes xmlns:wpc="http://schemas.microsoft.com/office/word/2010/wordprocessingCanvas" xmlns:cx="http://schemas.microsoft.com/office/drawing/2014/chartex" xmlns:cx1="http://schemas.microsoft.com/office/drawing/2015/9/8/chartex" xmlns:cx2="http://schemas.microsoft.com/office/drawing/2015/10/21/chartex" xmlns:cx3="http://schemas.microsoft.com/office/drawing/2016/5/9/chartex" xmlns:cx4="http://schemas.microsoft.com/office/drawing/2016/5/10/chartex" xmlns:cx5="http://schemas.microsoft.com/office/drawing/2016/5/11/chartex" xmlns:cx6="http://schemas.microsoft.com/office/drawing/2016/5/12/chartex" xmlns:cx7="http://schemas.microsoft.com/office/drawing/2016/5/13/chartex" xmlns:cx8="http://schemas.microsoft.com/office/drawing/2016/5/14/chartex" xmlns:mc="http://schemas.openxmlformats.org/markup-compatibility/2006" xmlns:m="http://schemas.openxmlformats.org/officeDocument/2006/math" xmlns:aink="http://schemas.microsoft.com/office/drawing/2016/ink" xmlns:am3d="http://schemas.microsoft.com/office/drawing/2017/model3d" xmlns:oel="http://schemas.microsoft.com/office/2019/extlst" xmlns:r="http://schemas.openxmlformats.org/officeDocument/2006/relationships" xmlns:wp14="http://schemas.microsoft.com/office/word/2010/wordprocessingDrawing" xmlns:wp="http://schemas.openxmlformats.org/drawingml/2006/wordprocessingDrawing" xmlns:wpg="http://schemas.microsoft.com/office/word/2010/wordprocessingGroup" xmlns:wpi="http://schemas.microsoft.com/office/word/2010/wordprocessingInk" xmlns:wps="http://schemas.microsoft.com/office/word/2010/wordprocessingShape" xmlns:o="urn:schemas-microsoft-com:office:office" xmlns:v="urn:schemas-microsoft-com:vml" xmlns:w10="urn:schemas-microsoft-com:office:word" xmlns:w="http://schemas.openxmlformats.org/wordprocessingml/2006/main" xmlns:w14="http://schemas.microsoft.com/office/word/2010/wordml" xmlns:w15="http://schemas.microsoft.com/office/word/2012/wordml" xmlns:w16cex="http://schemas.microsoft.com/office/word/2018/wordml/cex" xmlns:w16cid="http://schemas.microsoft.com/office/word/2016/wordml/cid" xmlns:w16="http://schemas.microsoft.com/office/word/2018/wordml" xmlns:w16sdtdh="http://schemas.microsoft.com/office/word/2020/wordml/sdtdatahash" xmlns:w16sdtfl="http://schemas.microsoft.com/office/word/2024/wordml/sdtformatlock" xmlns:w16se="http://schemas.microsoft.com/office/word/2015/wordml/symex" xmlns:w16du="http://schemas.microsoft.com/office/word/2023/wordml/word16du" xmlns:wne="http://schemas.microsoft.com/office/word/2006/wordml" mc:Ignorable="w14 w15 w16se w16cid w16 w16cex w16sdtdh w16sdtfl w16du wp14">
   <w:endnote w:type="separator" w:id="-1">
     <w:p>
       <w:r>
@@ -2662,7 +5956,7 @@
 </file>
 
 <file path=word/footnotes.xml><?xml version="1.0" encoding="utf-8"?>
-<w:footnotes xmlns:wpc="http://schemas.microsoft.com/office/word/2010/wordprocessingCanvas" xmlns:cx="http://schemas.microsoft.com/office/drawing/2014/chartex" xmlns:cx1="http://schemas.microsoft.com/office/drawing/2015/9/8/chartex" xmlns:cx2="http://schemas.microsoft.com/office/drawing/2015/10/21/chartex" xmlns:cx3="http://schemas.microsoft.com/office/drawing/2016/5/9/chartex" xmlns:cx4="http://schemas.microsoft.com/office/drawing/2016/5/10/chartex" xmlns:cx5="http://schemas.microsoft.com/office/drawing/2016/5/11/chartex" xmlns:cx6="http://schemas.microsoft.com/office/drawing/2016/5/12/chartex" xmlns:cx7="http://schemas.microsoft.com/office/drawing/2016/5/13/chartex" xmlns:cx8="http://schemas.microsoft.com/office/drawing/2016/5/14/chartex" xmlns:mc="http://schemas.openxmlformats.org/markup-compatibility/2006" xmlns:aink="http://schemas.microsoft.com/office/drawing/2016/ink" xmlns:am3d="http://schemas.microsoft.com/office/drawing/2017/model3d" xmlns:o="urn:schemas-microsoft-com:office:office" xmlns:oel="http://schemas.microsoft.com/office/2019/extlst" xmlns:r="http://schemas.openxmlformats.org/officeDocument/2006/relationships" xmlns:m="http://schemas.openxmlformats.org/officeDocument/2006/math" xmlns:v="urn:schemas-microsoft-com:vml" xmlns:wp14="http://schemas.microsoft.com/office/word/2010/wordprocessingDrawing" xmlns:wp="http://schemas.openxmlformats.org/drawingml/2006/wordprocessingDrawing" xmlns:w10="urn:schemas-microsoft-com:office:word" xmlns:w="http://schemas.openxmlformats.org/wordprocessingml/2006/main" xmlns:w14="http://schemas.microsoft.com/office/word/2010/wordml" xmlns:w15="http://schemas.microsoft.com/office/word/2012/wordml" xmlns:w16cex="http://schemas.microsoft.com/office/word/2018/wordml/cex" xmlns:w16cid="http://schemas.microsoft.com/office/word/2016/wordml/cid" xmlns:w16="http://schemas.microsoft.com/office/word/2018/wordml" xmlns:w16du="http://schemas.microsoft.com/office/word/2023/wordml/word16du" xmlns:w16sdtdh="http://schemas.microsoft.com/office/word/2020/wordml/sdtdatahash" xmlns:w16sdtfl="http://schemas.microsoft.com/office/word/2024/wordml/sdtformatlock" xmlns:w16se="http://schemas.microsoft.com/office/word/2015/wordml/symex" xmlns:wpg="http://schemas.microsoft.com/office/word/2010/wordprocessingGroup" xmlns:wpi="http://schemas.microsoft.com/office/word/2010/wordprocessingInk" xmlns:wne="http://schemas.microsoft.com/office/word/2006/wordml" xmlns:wps="http://schemas.microsoft.com/office/word/2010/wordprocessingShape" mc:Ignorable="w14 w15 w16se w16cid w16 w16cex w16sdtdh w16sdtfl w16du wp14">
+<w:footnotes xmlns:wpc="http://schemas.microsoft.com/office/word/2010/wordprocessingCanvas" xmlns:cx="http://schemas.microsoft.com/office/drawing/2014/chartex" xmlns:cx1="http://schemas.microsoft.com/office/drawing/2015/9/8/chartex" xmlns:cx2="http://schemas.microsoft.com/office/drawing/2015/10/21/chartex" xmlns:cx3="http://schemas.microsoft.com/office/drawing/2016/5/9/chartex" xmlns:cx4="http://schemas.microsoft.com/office/drawing/2016/5/10/chartex" xmlns:cx5="http://schemas.microsoft.com/office/drawing/2016/5/11/chartex" xmlns:cx6="http://schemas.microsoft.com/office/drawing/2016/5/12/chartex" xmlns:cx7="http://schemas.microsoft.com/office/drawing/2016/5/13/chartex" xmlns:cx8="http://schemas.microsoft.com/office/drawing/2016/5/14/chartex" xmlns:mc="http://schemas.openxmlformats.org/markup-compatibility/2006" xmlns:m="http://schemas.openxmlformats.org/officeDocument/2006/math" xmlns:aink="http://schemas.microsoft.com/office/drawing/2016/ink" xmlns:am3d="http://schemas.microsoft.com/office/drawing/2017/model3d" xmlns:oel="http://schemas.microsoft.com/office/2019/extlst" xmlns:r="http://schemas.openxmlformats.org/officeDocument/2006/relationships" xmlns:wp14="http://schemas.microsoft.com/office/word/2010/wordprocessingDrawing" xmlns:wp="http://schemas.openxmlformats.org/drawingml/2006/wordprocessingDrawing" xmlns:wpg="http://schemas.microsoft.com/office/word/2010/wordprocessingGroup" xmlns:wpi="http://schemas.microsoft.com/office/word/2010/wordprocessingInk" xmlns:wps="http://schemas.microsoft.com/office/word/2010/wordprocessingShape" xmlns:o="urn:schemas-microsoft-com:office:office" xmlns:v="urn:schemas-microsoft-com:vml" xmlns:w10="urn:schemas-microsoft-com:office:word" xmlns:w="http://schemas.openxmlformats.org/wordprocessingml/2006/main" xmlns:w14="http://schemas.microsoft.com/office/word/2010/wordml" xmlns:w15="http://schemas.microsoft.com/office/word/2012/wordml" xmlns:w16cex="http://schemas.microsoft.com/office/word/2018/wordml/cex" xmlns:w16cid="http://schemas.microsoft.com/office/word/2016/wordml/cid" xmlns:w16="http://schemas.microsoft.com/office/word/2018/wordml" xmlns:w16sdtdh="http://schemas.microsoft.com/office/word/2020/wordml/sdtdatahash" xmlns:w16sdtfl="http://schemas.microsoft.com/office/word/2024/wordml/sdtformatlock" xmlns:w16se="http://schemas.microsoft.com/office/word/2015/wordml/symex" xmlns:w16du="http://schemas.microsoft.com/office/word/2023/wordml/word16du" xmlns:wne="http://schemas.microsoft.com/office/word/2006/wordml" mc:Ignorable="w14 w15 w16se w16cid w16 w16cex w16sdtdh w16sdtfl w16du wp14">
   <w:footnote w:type="separator" w:id="-1">
     <w:p>
       <w:r>
@@ -2681,7 +5975,7 @@
 </file>
 
 <file path=word/numbering.xml><?xml version="1.0" encoding="utf-8"?>
-<w:numbering xmlns:wpc="http://schemas.microsoft.com/office/word/2010/wordprocessingCanvas" xmlns:cx="http://schemas.microsoft.com/office/drawing/2014/chartex" xmlns:cx1="http://schemas.microsoft.com/office/drawing/2015/9/8/chartex" xmlns:cx2="http://schemas.microsoft.com/office/drawing/2015/10/21/chartex" xmlns:cx3="http://schemas.microsoft.com/office/drawing/2016/5/9/chartex" xmlns:cx4="http://schemas.microsoft.com/office/drawing/2016/5/10/chartex" xmlns:cx5="http://schemas.microsoft.com/office/drawing/2016/5/11/chartex" xmlns:cx6="http://schemas.microsoft.com/office/drawing/2016/5/12/chartex" xmlns:cx7="http://schemas.microsoft.com/office/drawing/2016/5/13/chartex" xmlns:cx8="http://schemas.microsoft.com/office/drawing/2016/5/14/chartex" xmlns:mc="http://schemas.openxmlformats.org/markup-compatibility/2006" xmlns:aink="http://schemas.microsoft.com/office/drawing/2016/ink" xmlns:am3d="http://schemas.microsoft.com/office/drawing/2017/model3d" xmlns:o="urn:schemas-microsoft-com:office:office" xmlns:oel="http://schemas.microsoft.com/office/2019/extlst" xmlns:r="http://schemas.openxmlformats.org/officeDocument/2006/relationships" xmlns:m="http://schemas.openxmlformats.org/officeDocument/2006/math" xmlns:v="urn:schemas-microsoft-com:vml" xmlns:wp14="http://schemas.microsoft.com/office/word/2010/wordprocessingDrawing" xmlns:wp="http://schemas.openxmlformats.org/drawingml/2006/wordprocessingDrawing" xmlns:w10="urn:schemas-microsoft-com:office:word" xmlns:w="http://schemas.openxmlformats.org/wordprocessingml/2006/main" xmlns:w14="http://schemas.microsoft.com/office/word/2010/wordml" xmlns:w15="http://schemas.microsoft.com/office/word/2012/wordml" xmlns:w16cex="http://schemas.microsoft.com/office/word/2018/wordml/cex" xmlns:w16cid="http://schemas.microsoft.com/office/word/2016/wordml/cid" xmlns:w16="http://schemas.microsoft.com/office/word/2018/wordml" xmlns:w16du="http://schemas.microsoft.com/office/word/2023/wordml/word16du" xmlns:w16sdtdh="http://schemas.microsoft.com/office/word/2020/wordml/sdtdatahash" xmlns:w16sdtfl="http://schemas.microsoft.com/office/word/2024/wordml/sdtformatlock" xmlns:w16se="http://schemas.microsoft.com/office/word/2015/wordml/symex" xmlns:wpg="http://schemas.microsoft.com/office/word/2010/wordprocessingGroup" xmlns:wpi="http://schemas.microsoft.com/office/word/2010/wordprocessingInk" xmlns:wne="http://schemas.microsoft.com/office/word/2006/wordml" xmlns:wps="http://schemas.microsoft.com/office/word/2010/wordprocessingShape" mc:Ignorable="w14 w15 w16se w16cid w16 w16cex w16sdtdh w16sdtfl w16du wp14">
+<w:numbering xmlns:wpc="http://schemas.microsoft.com/office/word/2010/wordprocessingCanvas" xmlns:cx="http://schemas.microsoft.com/office/drawing/2014/chartex" xmlns:cx1="http://schemas.microsoft.com/office/drawing/2015/9/8/chartex" xmlns:cx2="http://schemas.microsoft.com/office/drawing/2015/10/21/chartex" xmlns:cx3="http://schemas.microsoft.com/office/drawing/2016/5/9/chartex" xmlns:cx4="http://schemas.microsoft.com/office/drawing/2016/5/10/chartex" xmlns:cx5="http://schemas.microsoft.com/office/drawing/2016/5/11/chartex" xmlns:cx6="http://schemas.microsoft.com/office/drawing/2016/5/12/chartex" xmlns:cx7="http://schemas.microsoft.com/office/drawing/2016/5/13/chartex" xmlns:cx8="http://schemas.microsoft.com/office/drawing/2016/5/14/chartex" xmlns:mc="http://schemas.openxmlformats.org/markup-compatibility/2006" xmlns:m="http://schemas.openxmlformats.org/officeDocument/2006/math" xmlns:aink="http://schemas.microsoft.com/office/drawing/2016/ink" xmlns:am3d="http://schemas.microsoft.com/office/drawing/2017/model3d" xmlns:oel="http://schemas.microsoft.com/office/2019/extlst" xmlns:r="http://schemas.openxmlformats.org/officeDocument/2006/relationships" xmlns:wp14="http://schemas.microsoft.com/office/word/2010/wordprocessingDrawing" xmlns:wp="http://schemas.openxmlformats.org/drawingml/2006/wordprocessingDrawing" xmlns:wpg="http://schemas.microsoft.com/office/word/2010/wordprocessingGroup" xmlns:wpi="http://schemas.microsoft.com/office/word/2010/wordprocessingInk" xmlns:wps="http://schemas.microsoft.com/office/word/2010/wordprocessingShape" xmlns:o="urn:schemas-microsoft-com:office:office" xmlns:v="urn:schemas-microsoft-com:vml" xmlns:w10="urn:schemas-microsoft-com:office:word" xmlns:w="http://schemas.openxmlformats.org/wordprocessingml/2006/main" xmlns:w14="http://schemas.microsoft.com/office/word/2010/wordml" xmlns:w15="http://schemas.microsoft.com/office/word/2012/wordml" xmlns:w16cex="http://schemas.microsoft.com/office/word/2018/wordml/cex" xmlns:w16cid="http://schemas.microsoft.com/office/word/2016/wordml/cid" xmlns:w16="http://schemas.microsoft.com/office/word/2018/wordml" xmlns:w16sdtdh="http://schemas.microsoft.com/office/word/2020/wordml/sdtdatahash" xmlns:w16sdtfl="http://schemas.microsoft.com/office/word/2024/wordml/sdtformatlock" xmlns:w16se="http://schemas.microsoft.com/office/word/2015/wordml/symex" xmlns:w16du="http://schemas.microsoft.com/office/word/2023/wordml/word16du" xmlns:wne="http://schemas.microsoft.com/office/word/2006/wordml" mc:Ignorable="w14 w15 w16se w16cid w16 w16cex w16sdtdh w16sdtfl w16du wp14">
   <w:abstractNum w:abstractNumId="0" w15:restartNumberingAfterBreak="0">
     <w:nsid w:val="0B235DB5"/>
     <w:multiLevelType w:val="hybridMultilevel"/>
@@ -3490,7 +6784,7 @@
 </file>
 
 <file path=word/styles.xml><?xml version="1.0" encoding="utf-8"?>
-<w:styles xmlns:mc="http://schemas.openxmlformats.org/markup-compatibility/2006" xmlns:r="http://schemas.openxmlformats.org/officeDocument/2006/relationships" xmlns:w="http://schemas.openxmlformats.org/wordprocessingml/2006/main" xmlns:w14="http://schemas.microsoft.com/office/word/2010/wordml" xmlns:w15="http://schemas.microsoft.com/office/word/2012/wordml" xmlns:w16cex="http://schemas.microsoft.com/office/word/2018/wordml/cex" xmlns:w16cid="http://schemas.microsoft.com/office/word/2016/wordml/cid" xmlns:w16="http://schemas.microsoft.com/office/word/2018/wordml" xmlns:w16du="http://schemas.microsoft.com/office/word/2023/wordml/word16du" xmlns:w16sdtdh="http://schemas.microsoft.com/office/word/2020/wordml/sdtdatahash" xmlns:w16sdtfl="http://schemas.microsoft.com/office/word/2024/wordml/sdtformatlock" xmlns:w16se="http://schemas.microsoft.com/office/word/2015/wordml/symex" mc:Ignorable="w14 w15 w16se w16cid w16 w16cex w16sdtdh w16sdtfl w16du">
+<w:styles xmlns:mc="http://schemas.openxmlformats.org/markup-compatibility/2006" xmlns:r="http://schemas.openxmlformats.org/officeDocument/2006/relationships" xmlns:w="http://schemas.openxmlformats.org/wordprocessingml/2006/main" xmlns:w14="http://schemas.microsoft.com/office/word/2010/wordml" xmlns:w15="http://schemas.microsoft.com/office/word/2012/wordml" xmlns:w16cex="http://schemas.microsoft.com/office/word/2018/wordml/cex" xmlns:w16cid="http://schemas.microsoft.com/office/word/2016/wordml/cid" xmlns:w16="http://schemas.microsoft.com/office/word/2018/wordml" xmlns:w16sdtdh="http://schemas.microsoft.com/office/word/2020/wordml/sdtdatahash" xmlns:w16sdtfl="http://schemas.microsoft.com/office/word/2024/wordml/sdtformatlock" xmlns:w16se="http://schemas.microsoft.com/office/word/2015/wordml/symex" xmlns:w16du="http://schemas.microsoft.com/office/word/2023/wordml/word16du" mc:Ignorable="w14 w15 w16se w16cid w16 w16cex w16sdtdh w16sdtfl w16du">
   <w:docDefaults>
     <w:rPrDefault>
       <w:rPr>
@@ -3964,7 +7258,6 @@
     <w:next w:val="Standard"/>
     <w:link w:val="berschrift4Zchn"/>
     <w:uiPriority w:val="9"/>
-    <w:semiHidden/>
     <w:unhideWhenUsed/>
     <w:qFormat/>
     <w:rsid w:val="004C7E81"/>
@@ -4159,7 +7452,6 @@
     <w:basedOn w:val="Absatz-Standardschriftart"/>
     <w:link w:val="berschrift4"/>
     <w:uiPriority w:val="9"/>
-    <w:semiHidden/>
     <w:rsid w:val="004C7E81"/>
     <w:rPr>
       <w:rFonts w:eastAsiaTheme="majorEastAsia" w:cstheme="majorBidi"/>
@@ -4786,4 +8078,16 @@
     </a:ext>
   </a:extLst>
 </a:theme>
+</file>
+
+<file path=customXml/item1.xml><?xml version="1.0" encoding="utf-8"?>
+<b:Sources xmlns:b="http://schemas.openxmlformats.org/officeDocument/2006/bibliography" xmlns="http://schemas.openxmlformats.org/officeDocument/2006/bibliography" SelectedStyle="/APASixthEditionOfficeOnline.xsl" StyleName="APA" Version="6"/>
+</file>
+
+<file path=customXml/itemProps1.xml><?xml version="1.0" encoding="utf-8"?>
+<ds:datastoreItem xmlns:ds="http://schemas.openxmlformats.org/officeDocument/2006/customXml" ds:itemID="{88EA3B78-12EC-1F42-B534-86034E8DFB61}">
+  <ds:schemaRefs>
+    <ds:schemaRef ds:uri="http://schemas.openxmlformats.org/officeDocument/2006/bibliography"/>
+  </ds:schemaRefs>
+</ds:datastoreItem>
 </file>